--- a/templates/office/Phase5_최종검수완료확인서_인수증.docx
+++ b/templates/office/Phase5_최종검수완료확인서_인수증.docx
@@ -4,101 +4,166 @@
   <w:body>
     <w:p>
       <w:pPr>
+        <w:spacing w:before="200" w:after="80"/>
         <w:jc w:val="center"/>
       </w:pPr>
       <w:r>
         <w:rPr>
           <w:rFonts w:ascii="Malgun Gothic" w:hAnsi="Malgun Gothic"/>
           <w:b/>
-          <w:color w:val="1E293B"/>
-          <w:sz w:val="36"/>
+          <w:color w:val="0F172A"/>
+          <w:sz w:val="44"/>
         </w:rPr>
-        <w:t>최종 검수 완료 확인서 및 시스템 인수증</w:t>
+        <w:t>최 종  검 수  확 인 서</w:t>
       </w:r>
     </w:p>
     <w:p>
       <w:pPr>
+        <w:spacing w:after="400"/>
         <w:jc w:val="center"/>
       </w:pPr>
       <w:r>
         <w:rPr>
           <w:rFonts w:ascii="Malgun Gothic" w:hAnsi="Malgun Gothic"/>
           <w:color w:val="64748B"/>
-          <w:sz w:val="21"/>
+          <w:sz w:val="22"/>
         </w:rPr>
-        <w:t>국가계약법 제55조에 따른 사업 준공 검사 합격 및 대금 청구 승인서</w:t>
+        <w:t>Final Acceptance Certificate - SyncGuard AI 시스템 구축 용역</w:t>
       </w:r>
     </w:p>
-    <w:p/>
     <w:p>
       <w:pPr>
-        <w:spacing w:before="160" w:after="80"/>
+        <w:keepNext/>
+        <w:spacing w:before="320" w:after="120"/>
       </w:pPr>
       <w:r>
         <w:rPr>
           <w:rFonts w:ascii="Malgun Gothic" w:hAnsi="Malgun Gothic"/>
           <w:b/>
-          <w:color w:val="2563EB"/>
-          <w:sz w:val="26"/>
+          <w:color w:val="0F172A"/>
+          <w:sz w:val="28"/>
         </w:rPr>
-        <w:t>1. 사업 및 계약 정보</w:t>
+        <w:t>1. 사업 개요 및 계약 정보</w:t>
       </w:r>
     </w:p>
     <w:tbl>
       <w:tblPr>
         <w:tblW w:type="auto" w:w="0"/>
         <w:jc w:val="center"/>
-        <w:tblLayout w:type="autofit"/>
         <w:tblLook w:firstColumn="1" w:firstRow="1" w:lastColumn="0" w:lastRow="0" w:noHBand="0" w:noVBand="1" w:val="04A0"/>
       </w:tblPr>
       <w:tblGrid>
-        <w:gridCol w:w="4680"/>
-        <w:gridCol w:w="4680"/>
+        <w:gridCol w:w="2340"/>
+        <w:gridCol w:w="2340"/>
+        <w:gridCol w:w="2340"/>
+        <w:gridCol w:w="2340"/>
       </w:tblGrid>
       <w:tr>
         <w:tc>
           <w:tcPr>
-            <w:tcW w:type="dxa" w:w="4680"/>
+            <w:tcW w:type="dxa" w:w="2160"/>
+            <w:vAlign w:val="center"/>
             <w:tcMar>
-              <w:top w:w="100" w:type="dxa"/>
-              <w:bottom w:w="100" w:type="dxa"/>
-              <w:left w:w="130" w:type="dxa"/>
-              <w:right w:w="130" w:type="dxa"/>
+              <w:top w:w="80" w:type="dxa"/>
+              <w:bottom w:w="80" w:type="dxa"/>
+              <w:left w:w="100" w:type="dxa"/>
+              <w:right w:w="100" w:type="dxa"/>
             </w:tcMar>
-            <w:shd w:fill="1E293B"/>
+            <w:shd w:fill="F1F5F9"/>
           </w:tcPr>
           <w:p>
+            <w:pPr>
+              <w:spacing w:after="0"/>
+              <w:jc w:val="center"/>
+            </w:pPr>
             <w:r>
               <w:rPr>
                 <w:rFonts w:ascii="Malgun Gothic" w:hAnsi="Malgun Gothic"/>
                 <w:b/>
-                <w:color w:val="FFFFFF"/>
-                <w:sz w:val="18"/>
+                <w:color w:val="1E293B"/>
+                <w:sz w:val="19"/>
               </w:rPr>
-              <w:t>구분</w:t>
+              <w:t>사 업 명</w:t>
             </w:r>
           </w:p>
         </w:tc>
         <w:tc>
           <w:tcPr>
-            <w:tcW w:type="dxa" w:w="4680"/>
+            <w:tcW w:type="dxa" w:w="3168"/>
+            <w:vAlign w:val="center"/>
             <w:tcMar>
-              <w:top w:w="100" w:type="dxa"/>
-              <w:bottom w:w="100" w:type="dxa"/>
-              <w:left w:w="130" w:type="dxa"/>
-              <w:right w:w="130" w:type="dxa"/>
+              <w:top w:w="80" w:type="dxa"/>
+              <w:bottom w:w="80" w:type="dxa"/>
+              <w:left w:w="100" w:type="dxa"/>
+              <w:right w:w="100" w:type="dxa"/>
             </w:tcMar>
-            <w:shd w:fill="1E293B"/>
+            <w:shd w:fill="FFFFFF"/>
           </w:tcPr>
           <w:p>
+            <w:pPr>
+              <w:spacing w:after="0"/>
+            </w:pPr>
+            <w:r>
+              <w:rPr>
+                <w:rFonts w:ascii="Malgun Gothic" w:hAnsi="Malgun Gothic"/>
+                <w:color w:val="334155"/>
+                <w:sz w:val="19"/>
+              </w:rPr>
+              <w:t>SyncGuard AI 시스템 구축 용역</w:t>
+            </w:r>
+          </w:p>
+        </w:tc>
+        <w:tc>
+          <w:tcPr>
+            <w:tcW w:type="dxa" w:w="1872"/>
+            <w:vAlign w:val="center"/>
+            <w:tcMar>
+              <w:top w:w="80" w:type="dxa"/>
+              <w:bottom w:w="80" w:type="dxa"/>
+              <w:left w:w="100" w:type="dxa"/>
+              <w:right w:w="100" w:type="dxa"/>
+            </w:tcMar>
+            <w:shd w:fill="F1F5F9"/>
+          </w:tcPr>
+          <w:p>
+            <w:pPr>
+              <w:spacing w:after="0"/>
+              <w:jc w:val="center"/>
+            </w:pPr>
             <w:r>
               <w:rPr>
                 <w:rFonts w:ascii="Malgun Gothic" w:hAnsi="Malgun Gothic"/>
                 <w:b/>
-                <w:color w:val="FFFFFF"/>
-                <w:sz w:val="18"/>
+                <w:color w:val="1E293B"/>
+                <w:sz w:val="19"/>
               </w:rPr>
-              <w:t>내용</w:t>
+              <w:t>계약 번호</w:t>
+            </w:r>
+          </w:p>
+        </w:tc>
+        <w:tc>
+          <w:tcPr>
+            <w:tcW w:type="dxa" w:w="2880"/>
+            <w:vAlign w:val="center"/>
+            <w:tcMar>
+              <w:top w:w="80" w:type="dxa"/>
+              <w:bottom w:w="80" w:type="dxa"/>
+              <w:left w:w="100" w:type="dxa"/>
+              <w:right w:w="100" w:type="dxa"/>
+            </w:tcMar>
+            <w:shd w:fill="FFFFFF"/>
+          </w:tcPr>
+          <w:p>
+            <w:pPr>
+              <w:spacing w:after="0"/>
+            </w:pPr>
+            <w:r>
+              <w:rPr>
+                <w:rFonts w:ascii="Malgun Gothic" w:hAnsi="Malgun Gothic"/>
+                <w:color w:val="334155"/>
+                <w:sz w:val="19"/>
+              </w:rPr>
+              <w:t>AP-2026-IT-084</w:t>
             </w:r>
           </w:p>
         </w:tc>
@@ -106,45 +171,109 @@
       <w:tr>
         <w:tc>
           <w:tcPr>
-            <w:tcW w:type="dxa" w:w="4680"/>
+            <w:tcW w:type="dxa" w:w="2160"/>
+            <w:vAlign w:val="center"/>
             <w:tcMar>
-              <w:top w:w="100" w:type="dxa"/>
-              <w:bottom w:w="100" w:type="dxa"/>
-              <w:left w:w="130" w:type="dxa"/>
-              <w:right w:w="130" w:type="dxa"/>
+              <w:top w:w="80" w:type="dxa"/>
+              <w:bottom w:w="80" w:type="dxa"/>
+              <w:left w:w="100" w:type="dxa"/>
+              <w:right w:w="100" w:type="dxa"/>
             </w:tcMar>
-            <w:shd w:fill="F8FAFC"/>
+            <w:shd w:fill="F1F5F9"/>
           </w:tcPr>
           <w:p>
+            <w:pPr>
+              <w:spacing w:after="0"/>
+              <w:jc w:val="center"/>
+            </w:pPr>
             <w:r>
               <w:rPr>
                 <w:rFonts w:ascii="Malgun Gothic" w:hAnsi="Malgun Gothic"/>
-                <w:color w:val="334155"/>
-                <w:sz w:val="18"/>
+                <w:b/>
+                <w:color w:val="1E293B"/>
+                <w:sz w:val="19"/>
               </w:rPr>
-              <w:t>사업명 (계약건명)</w:t>
+              <w:t>발 주 사</w:t>
             </w:r>
           </w:p>
         </w:tc>
         <w:tc>
           <w:tcPr>
-            <w:tcW w:type="dxa" w:w="4680"/>
+            <w:tcW w:type="dxa" w:w="3168"/>
+            <w:vAlign w:val="center"/>
             <w:tcMar>
-              <w:top w:w="100" w:type="dxa"/>
-              <w:bottom w:w="100" w:type="dxa"/>
-              <w:left w:w="130" w:type="dxa"/>
-              <w:right w:w="130" w:type="dxa"/>
+              <w:top w:w="80" w:type="dxa"/>
+              <w:bottom w:w="80" w:type="dxa"/>
+              <w:left w:w="100" w:type="dxa"/>
+              <w:right w:w="100" w:type="dxa"/>
             </w:tcMar>
-            <w:shd w:fill="F8FAFC"/>
+            <w:shd w:fill="FFFFFF"/>
           </w:tcPr>
           <w:p>
+            <w:pPr>
+              <w:spacing w:after="0"/>
+            </w:pPr>
             <w:r>
               <w:rPr>
                 <w:rFonts w:ascii="Malgun Gothic" w:hAnsi="Malgun Gothic"/>
                 <w:color w:val="334155"/>
-                <w:sz w:val="18"/>
+                <w:sz w:val="19"/>
               </w:rPr>
-              <w:t>[공식 계약서상 사업명]</w:t>
+              <w:t>주식회사 한빛글로벌 (Hanbit Global Corp.)</w:t>
+            </w:r>
+          </w:p>
+        </w:tc>
+        <w:tc>
+          <w:tcPr>
+            <w:tcW w:type="dxa" w:w="1872"/>
+            <w:vAlign w:val="center"/>
+            <w:tcMar>
+              <w:top w:w="80" w:type="dxa"/>
+              <w:bottom w:w="80" w:type="dxa"/>
+              <w:left w:w="100" w:type="dxa"/>
+              <w:right w:w="100" w:type="dxa"/>
+            </w:tcMar>
+            <w:shd w:fill="F1F5F9"/>
+          </w:tcPr>
+          <w:p>
+            <w:pPr>
+              <w:spacing w:after="0"/>
+              <w:jc w:val="center"/>
+            </w:pPr>
+            <w:r>
+              <w:rPr>
+                <w:rFonts w:ascii="Malgun Gothic" w:hAnsi="Malgun Gothic"/>
+                <w:b/>
+                <w:color w:val="1E293B"/>
+                <w:sz w:val="19"/>
+              </w:rPr>
+              <w:t>주 사 업 자</w:t>
+            </w:r>
+          </w:p>
+        </w:tc>
+        <w:tc>
+          <w:tcPr>
+            <w:tcW w:type="dxa" w:w="2880"/>
+            <w:vAlign w:val="center"/>
+            <w:tcMar>
+              <w:top w:w="80" w:type="dxa"/>
+              <w:bottom w:w="80" w:type="dxa"/>
+              <w:left w:w="100" w:type="dxa"/>
+              <w:right w:w="100" w:type="dxa"/>
+            </w:tcMar>
+            <w:shd w:fill="FFFFFF"/>
+          </w:tcPr>
+          <w:p>
+            <w:pPr>
+              <w:spacing w:after="0"/>
+            </w:pPr>
+            <w:r>
+              <w:rPr>
+                <w:rFonts w:ascii="Malgun Gothic" w:hAnsi="Malgun Gothic"/>
+                <w:color w:val="334155"/>
+                <w:sz w:val="19"/>
+              </w:rPr>
+              <w:t>주식회사 엠파시 (EMPASY)</w:t>
             </w:r>
           </w:p>
         </w:tc>
@@ -152,45 +281,101 @@
       <w:tr>
         <w:tc>
           <w:tcPr>
-            <w:tcW w:type="dxa" w:w="4680"/>
+            <w:tcW w:type="dxa" w:w="2160"/>
+            <w:vAlign w:val="center"/>
             <w:tcMar>
-              <w:top w:w="100" w:type="dxa"/>
-              <w:bottom w:w="100" w:type="dxa"/>
-              <w:left w:w="130" w:type="dxa"/>
-              <w:right w:w="130" w:type="dxa"/>
+              <w:top w:w="80" w:type="dxa"/>
+              <w:bottom w:w="80" w:type="dxa"/>
+              <w:left w:w="100" w:type="dxa"/>
+              <w:right w:w="100" w:type="dxa"/>
+            </w:tcMar>
+            <w:shd w:fill="F1F5F9"/>
+          </w:tcPr>
+          <w:p>
+            <w:pPr>
+              <w:spacing w:after="0"/>
+              <w:jc w:val="center"/>
+            </w:pPr>
+            <w:r>
+              <w:rPr>
+                <w:rFonts w:ascii="Malgun Gothic" w:hAnsi="Malgun Gothic"/>
+                <w:b/>
+                <w:color w:val="1E293B"/>
+                <w:sz w:val="19"/>
+              </w:rPr>
+              <w:t>공동 수행사</w:t>
+            </w:r>
+          </w:p>
+        </w:tc>
+        <w:tc>
+          <w:tcPr>
+            <w:tcW w:type="dxa" w:w="3168"/>
+            <w:vAlign w:val="center"/>
+            <w:tcMar>
+              <w:top w:w="80" w:type="dxa"/>
+              <w:bottom w:w="80" w:type="dxa"/>
+              <w:left w:w="100" w:type="dxa"/>
+              <w:right w:w="100" w:type="dxa"/>
             </w:tcMar>
             <w:shd w:fill="FFFFFF"/>
           </w:tcPr>
           <w:p>
             <w:r>
-              <w:rPr>
-                <w:rFonts w:ascii="Malgun Gothic" w:hAnsi="Malgun Gothic"/>
-                <w:color w:val="334155"/>
-                <w:sz w:val="18"/>
-              </w:rPr>
-              <w:t>계약 번호</w:t>
+              <w:t>㈜엠파시 (Empasy Inc.)</w:t>
             </w:r>
           </w:p>
         </w:tc>
         <w:tc>
           <w:tcPr>
-            <w:tcW w:type="dxa" w:w="4680"/>
+            <w:tcW w:type="dxa" w:w="1872"/>
+            <w:vAlign w:val="center"/>
             <w:tcMar>
-              <w:top w:w="100" w:type="dxa"/>
-              <w:bottom w:w="100" w:type="dxa"/>
-              <w:left w:w="130" w:type="dxa"/>
-              <w:right w:w="130" w:type="dxa"/>
+              <w:top w:w="80" w:type="dxa"/>
+              <w:bottom w:w="80" w:type="dxa"/>
+              <w:left w:w="100" w:type="dxa"/>
+              <w:right w:w="100" w:type="dxa"/>
+            </w:tcMar>
+            <w:shd w:fill="F1F5F9"/>
+          </w:tcPr>
+          <w:p>
+            <w:pPr>
+              <w:spacing w:after="0"/>
+              <w:jc w:val="center"/>
+            </w:pPr>
+            <w:r>
+              <w:rPr>
+                <w:rFonts w:ascii="Malgun Gothic" w:hAnsi="Malgun Gothic"/>
+                <w:b/>
+                <w:color w:val="1E293B"/>
+                <w:sz w:val="19"/>
+              </w:rPr>
+              <w:t>계약 기간</w:t>
+            </w:r>
+          </w:p>
+        </w:tc>
+        <w:tc>
+          <w:tcPr>
+            <w:tcW w:type="dxa" w:w="2880"/>
+            <w:vAlign w:val="center"/>
+            <w:tcMar>
+              <w:top w:w="80" w:type="dxa"/>
+              <w:bottom w:w="80" w:type="dxa"/>
+              <w:left w:w="100" w:type="dxa"/>
+              <w:right w:w="100" w:type="dxa"/>
             </w:tcMar>
             <w:shd w:fill="FFFFFF"/>
           </w:tcPr>
           <w:p>
+            <w:pPr>
+              <w:spacing w:after="0"/>
+            </w:pPr>
             <w:r>
               <w:rPr>
                 <w:rFonts w:ascii="Malgun Gothic" w:hAnsi="Malgun Gothic"/>
                 <w:color w:val="334155"/>
-                <w:sz w:val="18"/>
+                <w:sz w:val="19"/>
               </w:rPr>
-              <w:t>[계약 번호]</w:t>
+              <w:t>2026.06.01 ~ 2026.10.16</w:t>
             </w:r>
           </w:p>
         </w:tc>
@@ -198,45 +383,109 @@
       <w:tr>
         <w:tc>
           <w:tcPr>
-            <w:tcW w:type="dxa" w:w="4680"/>
+            <w:tcW w:type="dxa" w:w="2160"/>
+            <w:vAlign w:val="center"/>
             <w:tcMar>
-              <w:top w:w="100" w:type="dxa"/>
-              <w:bottom w:w="100" w:type="dxa"/>
-              <w:left w:w="130" w:type="dxa"/>
-              <w:right w:w="130" w:type="dxa"/>
+              <w:top w:w="80" w:type="dxa"/>
+              <w:bottom w:w="80" w:type="dxa"/>
+              <w:left w:w="100" w:type="dxa"/>
+              <w:right w:w="100" w:type="dxa"/>
             </w:tcMar>
-            <w:shd w:fill="F8FAFC"/>
+            <w:shd w:fill="F1F5F9"/>
           </w:tcPr>
           <w:p>
+            <w:pPr>
+              <w:spacing w:after="0"/>
+              <w:jc w:val="center"/>
+            </w:pPr>
             <w:r>
               <w:rPr>
                 <w:rFonts w:ascii="Malgun Gothic" w:hAnsi="Malgun Gothic"/>
-                <w:color w:val="334155"/>
-                <w:sz w:val="18"/>
+                <w:b/>
+                <w:color w:val="1E293B"/>
+                <w:sz w:val="19"/>
               </w:rPr>
-              <w:t>총 계약 기간</w:t>
+              <w:t>검수 일자</w:t>
             </w:r>
           </w:p>
         </w:tc>
         <w:tc>
           <w:tcPr>
-            <w:tcW w:type="dxa" w:w="4680"/>
+            <w:tcW w:type="dxa" w:w="3168"/>
+            <w:vAlign w:val="center"/>
             <w:tcMar>
-              <w:top w:w="100" w:type="dxa"/>
-              <w:bottom w:w="100" w:type="dxa"/>
-              <w:left w:w="130" w:type="dxa"/>
-              <w:right w:w="130" w:type="dxa"/>
+              <w:top w:w="80" w:type="dxa"/>
+              <w:bottom w:w="80" w:type="dxa"/>
+              <w:left w:w="100" w:type="dxa"/>
+              <w:right w:w="100" w:type="dxa"/>
             </w:tcMar>
-            <w:shd w:fill="F8FAFC"/>
+            <w:shd w:fill="FFFFFF"/>
           </w:tcPr>
           <w:p>
+            <w:pPr>
+              <w:spacing w:after="0"/>
+            </w:pPr>
             <w:r>
               <w:rPr>
                 <w:rFonts w:ascii="Malgun Gothic" w:hAnsi="Malgun Gothic"/>
                 <w:color w:val="334155"/>
-                <w:sz w:val="18"/>
+                <w:sz w:val="19"/>
               </w:rPr>
-              <w:t>202 년  월  일 ~ 202 년  월  일 (납기 내 준공)</w:t>
+              <w:t>2026년 10월 16일</w:t>
+            </w:r>
+          </w:p>
+        </w:tc>
+        <w:tc>
+          <w:tcPr>
+            <w:tcW w:type="dxa" w:w="1872"/>
+            <w:vAlign w:val="center"/>
+            <w:tcMar>
+              <w:top w:w="80" w:type="dxa"/>
+              <w:bottom w:w="80" w:type="dxa"/>
+              <w:left w:w="100" w:type="dxa"/>
+              <w:right w:w="100" w:type="dxa"/>
+            </w:tcMar>
+            <w:shd w:fill="F1F5F9"/>
+          </w:tcPr>
+          <w:p>
+            <w:pPr>
+              <w:spacing w:after="0"/>
+              <w:jc w:val="center"/>
+            </w:pPr>
+            <w:r>
+              <w:rPr>
+                <w:rFonts w:ascii="Malgun Gothic" w:hAnsi="Malgun Gothic"/>
+                <w:b/>
+                <w:color w:val="1E293B"/>
+                <w:sz w:val="19"/>
+              </w:rPr>
+              <w:t>검수 장소</w:t>
+            </w:r>
+          </w:p>
+        </w:tc>
+        <w:tc>
+          <w:tcPr>
+            <w:tcW w:type="dxa" w:w="2880"/>
+            <w:vAlign w:val="center"/>
+            <w:tcMar>
+              <w:top w:w="80" w:type="dxa"/>
+              <w:bottom w:w="80" w:type="dxa"/>
+              <w:left w:w="100" w:type="dxa"/>
+              <w:right w:w="100" w:type="dxa"/>
+            </w:tcMar>
+            <w:shd w:fill="FFFFFF"/>
+          </w:tcPr>
+          <w:p>
+            <w:pPr>
+              <w:spacing w:after="0"/>
+            </w:pPr>
+            <w:r>
+              <w:rPr>
+                <w:rFonts w:ascii="Malgun Gothic" w:hAnsi="Malgun Gothic"/>
+                <w:color w:val="334155"/>
+                <w:sz w:val="19"/>
+              </w:rPr>
+              <w:t>한빛글로벌 본사 RA 회의실</w:t>
             </w:r>
           </w:p>
         </w:tc>
@@ -244,45 +493,293 @@
       <w:tr>
         <w:tc>
           <w:tcPr>
-            <w:tcW w:type="dxa" w:w="4680"/>
+            <w:tcW w:type="dxa" w:w="2160"/>
+            <w:vAlign w:val="center"/>
             <w:tcMar>
-              <w:top w:w="100" w:type="dxa"/>
-              <w:bottom w:w="100" w:type="dxa"/>
-              <w:left w:w="130" w:type="dxa"/>
-              <w:right w:w="130" w:type="dxa"/>
+              <w:top w:w="80" w:type="dxa"/>
+              <w:bottom w:w="80" w:type="dxa"/>
+              <w:left w:w="100" w:type="dxa"/>
+              <w:right w:w="100" w:type="dxa"/>
             </w:tcMar>
-            <w:shd w:fill="FFFFFF"/>
+            <w:shd w:fill="F1F5F9"/>
           </w:tcPr>
           <w:p>
+            <w:pPr>
+              <w:spacing w:after="0"/>
+              <w:jc w:val="center"/>
+            </w:pPr>
             <w:r>
               <w:rPr>
                 <w:rFonts w:ascii="Malgun Gothic" w:hAnsi="Malgun Gothic"/>
-                <w:color w:val="334155"/>
-                <w:sz w:val="18"/>
+                <w:b/>
+                <w:color w:val="1E293B"/>
+                <w:sz w:val="19"/>
               </w:rPr>
-              <w:t>총 계약 금액</w:t>
+              <w:t>문서 번호</w:t>
             </w:r>
           </w:p>
         </w:tc>
         <w:tc>
           <w:tcPr>
-            <w:tcW w:type="dxa" w:w="4680"/>
+            <w:tcW w:type="dxa" w:w="3168"/>
+            <w:vAlign w:val="center"/>
             <w:tcMar>
-              <w:top w:w="100" w:type="dxa"/>
-              <w:bottom w:w="100" w:type="dxa"/>
-              <w:left w:w="130" w:type="dxa"/>
-              <w:right w:w="130" w:type="dxa"/>
+              <w:top w:w="80" w:type="dxa"/>
+              <w:bottom w:w="80" w:type="dxa"/>
+              <w:left w:w="100" w:type="dxa"/>
+              <w:right w:w="100" w:type="dxa"/>
             </w:tcMar>
             <w:shd w:fill="FFFFFF"/>
           </w:tcPr>
           <w:p>
+            <w:pPr>
+              <w:spacing w:after="0"/>
+            </w:pPr>
             <w:r>
               <w:rPr>
                 <w:rFonts w:ascii="Malgun Gothic" w:hAnsi="Malgun Gothic"/>
                 <w:color w:val="334155"/>
-                <w:sz w:val="18"/>
+                <w:sz w:val="19"/>
               </w:rPr>
-              <w:t>일금 [           ] 원 (VAT 포함)</w:t>
+              <w:t>EMP_IMP_040</w:t>
+            </w:r>
+          </w:p>
+        </w:tc>
+        <w:tc>
+          <w:tcPr>
+            <w:tcW w:type="dxa" w:w="1872"/>
+            <w:vAlign w:val="center"/>
+            <w:tcMar>
+              <w:top w:w="80" w:type="dxa"/>
+              <w:bottom w:w="80" w:type="dxa"/>
+              <w:left w:w="100" w:type="dxa"/>
+              <w:right w:w="100" w:type="dxa"/>
+            </w:tcMar>
+            <w:shd w:fill="F1F5F9"/>
+          </w:tcPr>
+          <w:p>
+            <w:pPr>
+              <w:spacing w:after="0"/>
+              <w:jc w:val="center"/>
+            </w:pPr>
+            <w:r>
+              <w:rPr>
+                <w:rFonts w:ascii="Malgun Gothic" w:hAnsi="Malgun Gothic"/>
+                <w:b/>
+                <w:color w:val="1E293B"/>
+                <w:sz w:val="19"/>
+              </w:rPr>
+              <w:t>승인 버전</w:t>
+            </w:r>
+          </w:p>
+        </w:tc>
+        <w:tc>
+          <w:tcPr>
+            <w:tcW w:type="dxa" w:w="2880"/>
+            <w:vAlign w:val="center"/>
+            <w:tcMar>
+              <w:top w:w="80" w:type="dxa"/>
+              <w:bottom w:w="80" w:type="dxa"/>
+              <w:left w:w="100" w:type="dxa"/>
+              <w:right w:w="100" w:type="dxa"/>
+            </w:tcMar>
+            <w:shd w:fill="FFFFFF"/>
+          </w:tcPr>
+          <w:p>
+            <w:pPr>
+              <w:spacing w:after="0"/>
+            </w:pPr>
+            <w:r>
+              <w:rPr>
+                <w:rFonts w:ascii="Malgun Gothic" w:hAnsi="Malgun Gothic"/>
+                <w:color w:val="334155"/>
+                <w:sz w:val="19"/>
+              </w:rPr>
+              <w:t>v1.0 (최종 승인본)</w:t>
+            </w:r>
+          </w:p>
+        </w:tc>
+      </w:tr>
+    </w:tbl>
+    <w:p>
+      <w:pPr>
+        <w:keepNext/>
+        <w:spacing w:before="320" w:after="120"/>
+      </w:pPr>
+      <w:r>
+        <w:rPr>
+          <w:rFonts w:ascii="Malgun Gothic" w:hAnsi="Malgun Gothic"/>
+          <w:b/>
+          <w:color w:val="0F172A"/>
+          <w:sz w:val="28"/>
+        </w:rPr>
+        <w:t>2. 종합 검수 결과 요약</w:t>
+      </w:r>
+    </w:p>
+    <w:p>
+      <w:pPr>
+        <w:spacing w:after="80" w:line="288" w:lineRule="auto"/>
+      </w:pPr>
+      <w:r>
+        <w:rPr>
+          <w:rFonts w:ascii="Malgun Gothic" w:hAnsi="Malgun Gothic"/>
+          <w:color w:val="334155"/>
+          <w:sz w:val="20"/>
+        </w:rPr>
+        <w:t>주식회사 한빛글로벌과 주식회사 엠파시 간 체결한 용역 계약에 의거하여, 사업수행계획서 및 요구사항정의서에 명시된 기능 및 비기능 요구조건에 대한 최종 검수를 실시한 결과는 아래와 같습니다.</w:t>
+      </w:r>
+    </w:p>
+    <w:tbl>
+      <w:tblPr>
+        <w:tblW w:type="auto" w:w="0"/>
+        <w:jc w:val="center"/>
+        <w:tblLook w:firstColumn="1" w:firstRow="1" w:lastColumn="0" w:lastRow="0" w:noHBand="0" w:noVBand="1" w:val="04A0"/>
+      </w:tblPr>
+      <w:tblGrid>
+        <w:gridCol w:w="1872"/>
+        <w:gridCol w:w="1872"/>
+        <w:gridCol w:w="1872"/>
+        <w:gridCol w:w="1872"/>
+        <w:gridCol w:w="1872"/>
+      </w:tblGrid>
+      <w:tr>
+        <w:tc>
+          <w:tcPr>
+            <w:tcW w:type="dxa" w:w="2592"/>
+            <w:shd w:fill="0F172A"/>
+            <w:vAlign w:val="center"/>
+            <w:tcMar>
+              <w:top w:w="100" w:type="dxa"/>
+              <w:bottom w:w="100" w:type="dxa"/>
+              <w:left w:w="80" w:type="dxa"/>
+              <w:right w:w="80" w:type="dxa"/>
+            </w:tcMar>
+          </w:tcPr>
+          <w:p>
+            <w:pPr>
+              <w:spacing w:after="0"/>
+              <w:jc w:val="center"/>
+            </w:pPr>
+            <w:r>
+              <w:rPr>
+                <w:rFonts w:ascii="Malgun Gothic" w:hAnsi="Malgun Gothic"/>
+                <w:b/>
+                <w:color w:val="FFFFFF"/>
+                <w:sz w:val="19"/>
+              </w:rPr>
+              <w:t>검수 부문</w:t>
+            </w:r>
+          </w:p>
+        </w:tc>
+        <w:tc>
+          <w:tcPr>
+            <w:tcW w:type="dxa" w:w="2592"/>
+            <w:shd w:fill="0F172A"/>
+            <w:vAlign w:val="center"/>
+            <w:tcMar>
+              <w:top w:w="100" w:type="dxa"/>
+              <w:bottom w:w="100" w:type="dxa"/>
+              <w:left w:w="80" w:type="dxa"/>
+              <w:right w:w="80" w:type="dxa"/>
+            </w:tcMar>
+          </w:tcPr>
+          <w:p>
+            <w:pPr>
+              <w:spacing w:after="0"/>
+              <w:jc w:val="center"/>
+            </w:pPr>
+            <w:r>
+              <w:rPr>
+                <w:rFonts w:ascii="Malgun Gothic" w:hAnsi="Malgun Gothic"/>
+                <w:b/>
+                <w:color w:val="FFFFFF"/>
+                <w:sz w:val="19"/>
+              </w:rPr>
+              <w:t>검수 기준 및 목표</w:t>
+            </w:r>
+          </w:p>
+        </w:tc>
+        <w:tc>
+          <w:tcPr>
+            <w:tcW w:type="dxa" w:w="2016"/>
+            <w:shd w:fill="0F172A"/>
+            <w:vAlign w:val="center"/>
+            <w:tcMar>
+              <w:top w:w="100" w:type="dxa"/>
+              <w:bottom w:w="100" w:type="dxa"/>
+              <w:left w:w="80" w:type="dxa"/>
+              <w:right w:w="80" w:type="dxa"/>
+            </w:tcMar>
+          </w:tcPr>
+          <w:p>
+            <w:pPr>
+              <w:spacing w:after="0"/>
+              <w:jc w:val="center"/>
+            </w:pPr>
+            <w:r>
+              <w:rPr>
+                <w:rFonts w:ascii="Malgun Gothic" w:hAnsi="Malgun Gothic"/>
+                <w:b/>
+                <w:color w:val="FFFFFF"/>
+                <w:sz w:val="19"/>
+              </w:rPr>
+              <w:t>실제 달성치</w:t>
+            </w:r>
+          </w:p>
+        </w:tc>
+        <w:tc>
+          <w:tcPr>
+            <w:tcW w:type="dxa" w:w="1440"/>
+            <w:shd w:fill="0F172A"/>
+            <w:vAlign w:val="center"/>
+            <w:tcMar>
+              <w:top w:w="100" w:type="dxa"/>
+              <w:bottom w:w="100" w:type="dxa"/>
+              <w:left w:w="80" w:type="dxa"/>
+              <w:right w:w="80" w:type="dxa"/>
+            </w:tcMar>
+          </w:tcPr>
+          <w:p>
+            <w:pPr>
+              <w:spacing w:after="0"/>
+              <w:jc w:val="center"/>
+            </w:pPr>
+            <w:r>
+              <w:rPr>
+                <w:rFonts w:ascii="Malgun Gothic" w:hAnsi="Malgun Gothic"/>
+                <w:b/>
+                <w:color w:val="FFFFFF"/>
+                <w:sz w:val="19"/>
+              </w:rPr>
+              <w:t>합격 여부</w:t>
+            </w:r>
+          </w:p>
+        </w:tc>
+        <w:tc>
+          <w:tcPr>
+            <w:tcW w:type="dxa" w:w="1440"/>
+            <w:shd w:fill="0F172A"/>
+            <w:vAlign w:val="center"/>
+            <w:tcMar>
+              <w:top w:w="100" w:type="dxa"/>
+              <w:bottom w:w="100" w:type="dxa"/>
+              <w:left w:w="80" w:type="dxa"/>
+              <w:right w:w="80" w:type="dxa"/>
+            </w:tcMar>
+          </w:tcPr>
+          <w:p>
+            <w:pPr>
+              <w:spacing w:after="0"/>
+              <w:jc w:val="center"/>
+            </w:pPr>
+            <w:r>
+              <w:rPr>
+                <w:rFonts w:ascii="Malgun Gothic" w:hAnsi="Malgun Gothic"/>
+                <w:b/>
+                <w:color w:val="FFFFFF"/>
+                <w:sz w:val="19"/>
+              </w:rPr>
+              <w:t>비고</w:t>
             </w:r>
           </w:p>
         </w:tc>
@@ -290,68 +787,838 @@
       <w:tr>
         <w:tc>
           <w:tcPr>
-            <w:tcW w:type="dxa" w:w="4680"/>
+            <w:tcW w:type="dxa" w:w="2592"/>
+            <w:vAlign w:val="center"/>
             <w:tcMar>
-              <w:top w:w="100" w:type="dxa"/>
-              <w:bottom w:w="100" w:type="dxa"/>
-              <w:left w:w="130" w:type="dxa"/>
-              <w:right w:w="130" w:type="dxa"/>
+              <w:top w:w="80" w:type="dxa"/>
+              <w:bottom w:w="80" w:type="dxa"/>
+              <w:left w:w="80" w:type="dxa"/>
+              <w:right w:w="80" w:type="dxa"/>
             </w:tcMar>
-            <w:shd w:fill="F8FAFC"/>
+            <w:shd w:fill="FFFFFF"/>
           </w:tcPr>
           <w:p>
+            <w:pPr>
+              <w:spacing w:after="0"/>
+              <w:jc w:val="center"/>
+            </w:pPr>
             <w:r>
               <w:rPr>
                 <w:rFonts w:ascii="Malgun Gothic" w:hAnsi="Malgun Gothic"/>
                 <w:color w:val="334155"/>
                 <w:sz w:val="18"/>
               </w:rPr>
-              <w:t>금회 검수 금액</w:t>
+              <w:t>기능 요구사항 검수</w:t>
             </w:r>
           </w:p>
         </w:tc>
         <w:tc>
           <w:tcPr>
-            <w:tcW w:type="dxa" w:w="4680"/>
+            <w:tcW w:type="dxa" w:w="2592"/>
+            <w:vAlign w:val="center"/>
             <w:tcMar>
-              <w:top w:w="100" w:type="dxa"/>
-              <w:bottom w:w="100" w:type="dxa"/>
-              <w:left w:w="130" w:type="dxa"/>
-              <w:right w:w="130" w:type="dxa"/>
+              <w:top w:w="80" w:type="dxa"/>
+              <w:bottom w:w="80" w:type="dxa"/>
+              <w:left w:w="80" w:type="dxa"/>
+              <w:right w:w="80" w:type="dxa"/>
             </w:tcMar>
-            <w:shd w:fill="F8FAFC"/>
+            <w:shd w:fill="FFFFFF"/>
           </w:tcPr>
           <w:p>
+            <w:pPr>
+              <w:spacing w:after="0"/>
+            </w:pPr>
             <w:r>
               <w:rPr>
                 <w:rFonts w:ascii="Malgun Gothic" w:hAnsi="Malgun Gothic"/>
                 <w:color w:val="334155"/>
                 <w:sz w:val="18"/>
               </w:rPr>
-              <w:t>일금 [           ] 원 (총 계약금액의 100%)</w:t>
+              <w:t>RFP 및 요구사항 42개 항목</w:t>
+            </w:r>
+          </w:p>
+        </w:tc>
+        <w:tc>
+          <w:tcPr>
+            <w:tcW w:type="dxa" w:w="2016"/>
+            <w:vAlign w:val="center"/>
+            <w:tcMar>
+              <w:top w:w="80" w:type="dxa"/>
+              <w:bottom w:w="80" w:type="dxa"/>
+              <w:left w:w="80" w:type="dxa"/>
+              <w:right w:w="80" w:type="dxa"/>
+            </w:tcMar>
+            <w:shd w:fill="FFFFFF"/>
+          </w:tcPr>
+          <w:p>
+            <w:pPr>
+              <w:spacing w:after="0"/>
+            </w:pPr>
+            <w:r>
+              <w:rPr>
+                <w:rFonts w:ascii="Malgun Gothic" w:hAnsi="Malgun Gothic"/>
+                <w:color w:val="334155"/>
+                <w:sz w:val="18"/>
+              </w:rPr>
+              <w:t>42개 전 항목 개발 완료</w:t>
+            </w:r>
+          </w:p>
+        </w:tc>
+        <w:tc>
+          <w:tcPr>
+            <w:tcW w:type="dxa" w:w="1440"/>
+            <w:vAlign w:val="center"/>
+            <w:tcMar>
+              <w:top w:w="80" w:type="dxa"/>
+              <w:bottom w:w="80" w:type="dxa"/>
+              <w:left w:w="80" w:type="dxa"/>
+              <w:right w:w="80" w:type="dxa"/>
+            </w:tcMar>
+            <w:shd w:fill="FFFFFF"/>
+          </w:tcPr>
+          <w:p>
+            <w:pPr>
+              <w:spacing w:after="0"/>
+              <w:jc w:val="center"/>
+            </w:pPr>
+            <w:r>
+              <w:rPr>
+                <w:rFonts w:ascii="Malgun Gothic" w:hAnsi="Malgun Gothic"/>
+                <w:b/>
+                <w:color w:val="059669"/>
+                <w:sz w:val="18"/>
+              </w:rPr>
+              <w:t>적합 (PASS)</w:t>
+            </w:r>
+          </w:p>
+        </w:tc>
+        <w:tc>
+          <w:tcPr>
+            <w:tcW w:type="dxa" w:w="1440"/>
+            <w:vAlign w:val="center"/>
+            <w:tcMar>
+              <w:top w:w="80" w:type="dxa"/>
+              <w:bottom w:w="80" w:type="dxa"/>
+              <w:left w:w="80" w:type="dxa"/>
+              <w:right w:w="80" w:type="dxa"/>
+            </w:tcMar>
+            <w:shd w:fill="FFFFFF"/>
+          </w:tcPr>
+          <w:p>
+            <w:pPr>
+              <w:spacing w:after="0"/>
+              <w:jc w:val="center"/>
+            </w:pPr>
+            <w:r>
+              <w:rPr>
+                <w:rFonts w:ascii="Malgun Gothic" w:hAnsi="Malgun Gothic"/>
+                <w:color w:val="334155"/>
+                <w:sz w:val="18"/>
+              </w:rPr>
+              <w:t>100% 완수</w:t>
+            </w:r>
+          </w:p>
+        </w:tc>
+      </w:tr>
+      <w:tr>
+        <w:tc>
+          <w:tcPr>
+            <w:tcW w:type="dxa" w:w="2592"/>
+            <w:vAlign w:val="center"/>
+            <w:tcMar>
+              <w:top w:w="80" w:type="dxa"/>
+              <w:bottom w:w="80" w:type="dxa"/>
+              <w:left w:w="80" w:type="dxa"/>
+              <w:right w:w="80" w:type="dxa"/>
+            </w:tcMar>
+            <w:shd w:fill="F8FAFC"/>
+          </w:tcPr>
+          <w:p>
+            <w:pPr>
+              <w:spacing w:after="0"/>
+              <w:jc w:val="center"/>
+            </w:pPr>
+            <w:r>
+              <w:rPr>
+                <w:rFonts w:ascii="Malgun Gothic" w:hAnsi="Malgun Gothic"/>
+                <w:color w:val="334155"/>
+                <w:sz w:val="18"/>
+              </w:rPr>
+              <w:t>AI 판정 정확도 검수</w:t>
+            </w:r>
+          </w:p>
+        </w:tc>
+        <w:tc>
+          <w:tcPr>
+            <w:tcW w:type="dxa" w:w="2592"/>
+            <w:vAlign w:val="center"/>
+            <w:tcMar>
+              <w:top w:w="80" w:type="dxa"/>
+              <w:bottom w:w="80" w:type="dxa"/>
+              <w:left w:w="80" w:type="dxa"/>
+              <w:right w:w="80" w:type="dxa"/>
+            </w:tcMar>
+            <w:shd w:fill="F8FAFC"/>
+          </w:tcPr>
+          <w:p>
+            <w:pPr>
+              <w:spacing w:after="0"/>
+            </w:pPr>
+            <w:r>
+              <w:rPr>
+                <w:rFonts w:ascii="Malgun Gothic" w:hAnsi="Malgun Gothic"/>
+                <w:color w:val="334155"/>
+                <w:sz w:val="18"/>
+              </w:rPr>
+              <w:t>골든셋 50문항 정밀도 90% 이상</w:t>
+            </w:r>
+          </w:p>
+        </w:tc>
+        <w:tc>
+          <w:tcPr>
+            <w:tcW w:type="dxa" w:w="2016"/>
+            <w:vAlign w:val="center"/>
+            <w:tcMar>
+              <w:top w:w="80" w:type="dxa"/>
+              <w:bottom w:w="80" w:type="dxa"/>
+              <w:left w:w="80" w:type="dxa"/>
+              <w:right w:w="80" w:type="dxa"/>
+            </w:tcMar>
+            <w:shd w:fill="F8FAFC"/>
+          </w:tcPr>
+          <w:p>
+            <w:pPr>
+              <w:spacing w:after="0"/>
+            </w:pPr>
+            <w:r>
+              <w:rPr>
+                <w:rFonts w:ascii="Malgun Gothic" w:hAnsi="Malgun Gothic"/>
+                <w:color w:val="334155"/>
+                <w:sz w:val="18"/>
+              </w:rPr>
+              <w:t>정밀도 96.2%, F1 96.0%</w:t>
+            </w:r>
+          </w:p>
+        </w:tc>
+        <w:tc>
+          <w:tcPr>
+            <w:tcW w:type="dxa" w:w="1440"/>
+            <w:vAlign w:val="center"/>
+            <w:tcMar>
+              <w:top w:w="80" w:type="dxa"/>
+              <w:bottom w:w="80" w:type="dxa"/>
+              <w:left w:w="80" w:type="dxa"/>
+              <w:right w:w="80" w:type="dxa"/>
+            </w:tcMar>
+            <w:shd w:fill="F8FAFC"/>
+          </w:tcPr>
+          <w:p>
+            <w:pPr>
+              <w:spacing w:after="0"/>
+              <w:jc w:val="center"/>
+            </w:pPr>
+            <w:r>
+              <w:rPr>
+                <w:rFonts w:ascii="Malgun Gothic" w:hAnsi="Malgun Gothic"/>
+                <w:b/>
+                <w:color w:val="059669"/>
+                <w:sz w:val="18"/>
+              </w:rPr>
+              <w:t>적합 (PASS)</w:t>
+            </w:r>
+          </w:p>
+        </w:tc>
+        <w:tc>
+          <w:tcPr>
+            <w:tcW w:type="dxa" w:w="1440"/>
+            <w:vAlign w:val="center"/>
+            <w:tcMar>
+              <w:top w:w="80" w:type="dxa"/>
+              <w:bottom w:w="80" w:type="dxa"/>
+              <w:left w:w="80" w:type="dxa"/>
+              <w:right w:w="80" w:type="dxa"/>
+            </w:tcMar>
+            <w:shd w:fill="F8FAFC"/>
+          </w:tcPr>
+          <w:p>
+            <w:pPr>
+              <w:spacing w:after="0"/>
+              <w:jc w:val="center"/>
+            </w:pPr>
+            <w:r>
+              <w:rPr>
+                <w:rFonts w:ascii="Malgun Gothic" w:hAnsi="Malgun Gothic"/>
+                <w:color w:val="334155"/>
+                <w:sz w:val="18"/>
+              </w:rPr>
+              <w:t>+6.2%p 초과</w:t>
+            </w:r>
+          </w:p>
+        </w:tc>
+      </w:tr>
+      <w:tr>
+        <w:tc>
+          <w:tcPr>
+            <w:tcW w:type="dxa" w:w="2592"/>
+            <w:vAlign w:val="center"/>
+            <w:tcMar>
+              <w:top w:w="80" w:type="dxa"/>
+              <w:bottom w:w="80" w:type="dxa"/>
+              <w:left w:w="80" w:type="dxa"/>
+              <w:right w:w="80" w:type="dxa"/>
+            </w:tcMar>
+            <w:shd w:fill="FFFFFF"/>
+          </w:tcPr>
+          <w:p>
+            <w:pPr>
+              <w:spacing w:after="0"/>
+              <w:jc w:val="center"/>
+            </w:pPr>
+            <w:r>
+              <w:rPr>
+                <w:rFonts w:ascii="Malgun Gothic" w:hAnsi="Malgun Gothic"/>
+                <w:color w:val="334155"/>
+                <w:sz w:val="18"/>
+              </w:rPr>
+              <w:t>시스템 성능 부하 검수</w:t>
+            </w:r>
+          </w:p>
+        </w:tc>
+        <w:tc>
+          <w:tcPr>
+            <w:tcW w:type="dxa" w:w="2592"/>
+            <w:vAlign w:val="center"/>
+            <w:tcMar>
+              <w:top w:w="80" w:type="dxa"/>
+              <w:bottom w:w="80" w:type="dxa"/>
+              <w:left w:w="80" w:type="dxa"/>
+              <w:right w:w="80" w:type="dxa"/>
+            </w:tcMar>
+            <w:shd w:fill="FFFFFF"/>
+          </w:tcPr>
+          <w:p>
+            <w:pPr>
+              <w:spacing w:after="0"/>
+            </w:pPr>
+            <w:r>
+              <w:rPr>
+                <w:rFonts w:ascii="Malgun Gothic" w:hAnsi="Malgun Gothic"/>
+                <w:color w:val="334155"/>
+                <w:sz w:val="18"/>
+              </w:rPr>
+              <w:t>응답 5.0초 이내, 동시 50 VU</w:t>
+            </w:r>
+          </w:p>
+        </w:tc>
+        <w:tc>
+          <w:tcPr>
+            <w:tcW w:type="dxa" w:w="2016"/>
+            <w:vAlign w:val="center"/>
+            <w:tcMar>
+              <w:top w:w="80" w:type="dxa"/>
+              <w:bottom w:w="80" w:type="dxa"/>
+              <w:left w:w="80" w:type="dxa"/>
+              <w:right w:w="80" w:type="dxa"/>
+            </w:tcMar>
+            <w:shd w:fill="FFFFFF"/>
+          </w:tcPr>
+          <w:p>
+            <w:pPr>
+              <w:spacing w:after="0"/>
+            </w:pPr>
+            <w:r>
+              <w:rPr>
+                <w:rFonts w:ascii="Malgun Gothic" w:hAnsi="Malgun Gothic"/>
+                <w:color w:val="334155"/>
+                <w:sz w:val="18"/>
+              </w:rPr>
+              <w:t>평균 3.2초, 62 VU 달성</w:t>
+            </w:r>
+          </w:p>
+        </w:tc>
+        <w:tc>
+          <w:tcPr>
+            <w:tcW w:type="dxa" w:w="1440"/>
+            <w:vAlign w:val="center"/>
+            <w:tcMar>
+              <w:top w:w="80" w:type="dxa"/>
+              <w:bottom w:w="80" w:type="dxa"/>
+              <w:left w:w="80" w:type="dxa"/>
+              <w:right w:w="80" w:type="dxa"/>
+            </w:tcMar>
+            <w:shd w:fill="FFFFFF"/>
+          </w:tcPr>
+          <w:p>
+            <w:pPr>
+              <w:spacing w:after="0"/>
+              <w:jc w:val="center"/>
+            </w:pPr>
+            <w:r>
+              <w:rPr>
+                <w:rFonts w:ascii="Malgun Gothic" w:hAnsi="Malgun Gothic"/>
+                <w:b/>
+                <w:color w:val="059669"/>
+                <w:sz w:val="18"/>
+              </w:rPr>
+              <w:t>적합 (PASS)</w:t>
+            </w:r>
+          </w:p>
+        </w:tc>
+        <w:tc>
+          <w:tcPr>
+            <w:tcW w:type="dxa" w:w="1440"/>
+            <w:vAlign w:val="center"/>
+            <w:tcMar>
+              <w:top w:w="80" w:type="dxa"/>
+              <w:bottom w:w="80" w:type="dxa"/>
+              <w:left w:w="80" w:type="dxa"/>
+              <w:right w:w="80" w:type="dxa"/>
+            </w:tcMar>
+            <w:shd w:fill="FFFFFF"/>
+          </w:tcPr>
+          <w:p>
+            <w:pPr>
+              <w:spacing w:after="0"/>
+              <w:jc w:val="center"/>
+            </w:pPr>
+            <w:r>
+              <w:rPr>
+                <w:rFonts w:ascii="Malgun Gothic" w:hAnsi="Malgun Gothic"/>
+                <w:color w:val="334155"/>
+                <w:sz w:val="18"/>
+              </w:rPr>
+              <w:t>안정적 처리</w:t>
+            </w:r>
+          </w:p>
+        </w:tc>
+      </w:tr>
+      <w:tr>
+        <w:tc>
+          <w:tcPr>
+            <w:tcW w:type="dxa" w:w="2592"/>
+            <w:vAlign w:val="center"/>
+            <w:tcMar>
+              <w:top w:w="80" w:type="dxa"/>
+              <w:bottom w:w="80" w:type="dxa"/>
+              <w:left w:w="80" w:type="dxa"/>
+              <w:right w:w="80" w:type="dxa"/>
+            </w:tcMar>
+            <w:shd w:fill="F8FAFC"/>
+          </w:tcPr>
+          <w:p>
+            <w:pPr>
+              <w:spacing w:after="0"/>
+              <w:jc w:val="center"/>
+            </w:pPr>
+            <w:r>
+              <w:rPr>
+                <w:rFonts w:ascii="Malgun Gothic" w:hAnsi="Malgun Gothic"/>
+                <w:color w:val="334155"/>
+                <w:sz w:val="18"/>
+              </w:rPr>
+              <w:t>정보보안 웹 취약점</w:t>
+            </w:r>
+          </w:p>
+        </w:tc>
+        <w:tc>
+          <w:tcPr>
+            <w:tcW w:type="dxa" w:w="2592"/>
+            <w:vAlign w:val="center"/>
+            <w:tcMar>
+              <w:top w:w="80" w:type="dxa"/>
+              <w:bottom w:w="80" w:type="dxa"/>
+              <w:left w:w="80" w:type="dxa"/>
+              <w:right w:w="80" w:type="dxa"/>
+            </w:tcMar>
+            <w:shd w:fill="F8FAFC"/>
+          </w:tcPr>
+          <w:p>
+            <w:pPr>
+              <w:spacing w:after="0"/>
+            </w:pPr>
+            <w:r>
+              <w:rPr>
+                <w:rFonts w:ascii="Malgun Gothic" w:hAnsi="Malgun Gothic"/>
+                <w:color w:val="334155"/>
+                <w:sz w:val="18"/>
+              </w:rPr>
+              <w:t>취약점 43개 항목 점검</w:t>
+            </w:r>
+          </w:p>
+        </w:tc>
+        <w:tc>
+          <w:tcPr>
+            <w:tcW w:type="dxa" w:w="2016"/>
+            <w:vAlign w:val="center"/>
+            <w:tcMar>
+              <w:top w:w="80" w:type="dxa"/>
+              <w:bottom w:w="80" w:type="dxa"/>
+              <w:left w:w="80" w:type="dxa"/>
+              <w:right w:w="80" w:type="dxa"/>
+            </w:tcMar>
+            <w:shd w:fill="F8FAFC"/>
+          </w:tcPr>
+          <w:p>
+            <w:pPr>
+              <w:spacing w:after="0"/>
+            </w:pPr>
+            <w:r>
+              <w:rPr>
+                <w:rFonts w:ascii="Malgun Gothic" w:hAnsi="Malgun Gothic"/>
+                <w:color w:val="334155"/>
+                <w:sz w:val="18"/>
+              </w:rPr>
+              <w:t>취약점 0건 (조치율 100%)</w:t>
+            </w:r>
+          </w:p>
+        </w:tc>
+        <w:tc>
+          <w:tcPr>
+            <w:tcW w:type="dxa" w:w="1440"/>
+            <w:vAlign w:val="center"/>
+            <w:tcMar>
+              <w:top w:w="80" w:type="dxa"/>
+              <w:bottom w:w="80" w:type="dxa"/>
+              <w:left w:w="80" w:type="dxa"/>
+              <w:right w:w="80" w:type="dxa"/>
+            </w:tcMar>
+            <w:shd w:fill="F8FAFC"/>
+          </w:tcPr>
+          <w:p>
+            <w:pPr>
+              <w:spacing w:after="0"/>
+              <w:jc w:val="center"/>
+            </w:pPr>
+            <w:r>
+              <w:rPr>
+                <w:rFonts w:ascii="Malgun Gothic" w:hAnsi="Malgun Gothic"/>
+                <w:b/>
+                <w:color w:val="059669"/>
+                <w:sz w:val="18"/>
+              </w:rPr>
+              <w:t>적합 (PASS)</w:t>
+            </w:r>
+          </w:p>
+        </w:tc>
+        <w:tc>
+          <w:tcPr>
+            <w:tcW w:type="dxa" w:w="1440"/>
+            <w:vAlign w:val="center"/>
+            <w:tcMar>
+              <w:top w:w="80" w:type="dxa"/>
+              <w:bottom w:w="80" w:type="dxa"/>
+              <w:left w:w="80" w:type="dxa"/>
+              <w:right w:w="80" w:type="dxa"/>
+            </w:tcMar>
+            <w:shd w:fill="F8FAFC"/>
+          </w:tcPr>
+          <w:p>
+            <w:pPr>
+              <w:spacing w:after="0"/>
+              <w:jc w:val="center"/>
+            </w:pPr>
+            <w:r>
+              <w:rPr>
+                <w:rFonts w:ascii="Malgun Gothic" w:hAnsi="Malgun Gothic"/>
+                <w:color w:val="334155"/>
+                <w:sz w:val="18"/>
+              </w:rPr>
+              <w:t>보안 승인</w:t>
+            </w:r>
+          </w:p>
+        </w:tc>
+      </w:tr>
+      <w:tr>
+        <w:tc>
+          <w:tcPr>
+            <w:tcW w:type="dxa" w:w="2592"/>
+            <w:vAlign w:val="center"/>
+            <w:tcMar>
+              <w:top w:w="80" w:type="dxa"/>
+              <w:bottom w:w="80" w:type="dxa"/>
+              <w:left w:w="80" w:type="dxa"/>
+              <w:right w:w="80" w:type="dxa"/>
+            </w:tcMar>
+            <w:shd w:fill="FFFFFF"/>
+          </w:tcPr>
+          <w:p>
+            <w:pPr>
+              <w:spacing w:after="0"/>
+              <w:jc w:val="center"/>
+            </w:pPr>
+            <w:r>
+              <w:rPr>
+                <w:rFonts w:ascii="Malgun Gothic" w:hAnsi="Malgun Gothic"/>
+                <w:color w:val="334155"/>
+                <w:sz w:val="18"/>
+              </w:rPr>
+              <w:t>시범운영(Pilot) 검수</w:t>
+            </w:r>
+          </w:p>
+        </w:tc>
+        <w:tc>
+          <w:tcPr>
+            <w:tcW w:type="dxa" w:w="2592"/>
+            <w:vAlign w:val="center"/>
+            <w:tcMar>
+              <w:top w:w="80" w:type="dxa"/>
+              <w:bottom w:w="80" w:type="dxa"/>
+              <w:left w:w="80" w:type="dxa"/>
+              <w:right w:w="80" w:type="dxa"/>
+            </w:tcMar>
+            <w:shd w:fill="FFFFFF"/>
+          </w:tcPr>
+          <w:p>
+            <w:pPr>
+              <w:spacing w:after="0"/>
+            </w:pPr>
+            <w:r>
+              <w:rPr>
+                <w:rFonts w:ascii="Malgun Gothic" w:hAnsi="Malgun Gothic"/>
+                <w:color w:val="334155"/>
+                <w:sz w:val="18"/>
+              </w:rPr>
+              <w:t>실제 11개 브랜드 심의 검증</w:t>
+            </w:r>
+          </w:p>
+        </w:tc>
+        <w:tc>
+          <w:tcPr>
+            <w:tcW w:type="dxa" w:w="2016"/>
+            <w:vAlign w:val="center"/>
+            <w:tcMar>
+              <w:top w:w="80" w:type="dxa"/>
+              <w:bottom w:w="80" w:type="dxa"/>
+              <w:left w:w="80" w:type="dxa"/>
+              <w:right w:w="80" w:type="dxa"/>
+            </w:tcMar>
+            <w:shd w:fill="FFFFFF"/>
+          </w:tcPr>
+          <w:p>
+            <w:pPr>
+              <w:spacing w:after="0"/>
+            </w:pPr>
+            <w:r>
+              <w:rPr>
+                <w:rFonts w:ascii="Malgun Gothic" w:hAnsi="Malgun Gothic"/>
+                <w:color w:val="334155"/>
+                <w:sz w:val="18"/>
+              </w:rPr>
+              <w:t>142건 심의, 일치율 97.2%</w:t>
+            </w:r>
+          </w:p>
+        </w:tc>
+        <w:tc>
+          <w:tcPr>
+            <w:tcW w:type="dxa" w:w="1440"/>
+            <w:vAlign w:val="center"/>
+            <w:tcMar>
+              <w:top w:w="80" w:type="dxa"/>
+              <w:bottom w:w="80" w:type="dxa"/>
+              <w:left w:w="80" w:type="dxa"/>
+              <w:right w:w="80" w:type="dxa"/>
+            </w:tcMar>
+            <w:shd w:fill="FFFFFF"/>
+          </w:tcPr>
+          <w:p>
+            <w:pPr>
+              <w:spacing w:after="0"/>
+              <w:jc w:val="center"/>
+            </w:pPr>
+            <w:r>
+              <w:rPr>
+                <w:rFonts w:ascii="Malgun Gothic" w:hAnsi="Malgun Gothic"/>
+                <w:b/>
+                <w:color w:val="059669"/>
+                <w:sz w:val="18"/>
+              </w:rPr>
+              <w:t>적합 (PASS)</w:t>
+            </w:r>
+          </w:p>
+        </w:tc>
+        <w:tc>
+          <w:tcPr>
+            <w:tcW w:type="dxa" w:w="1440"/>
+            <w:vAlign w:val="center"/>
+            <w:tcMar>
+              <w:top w:w="80" w:type="dxa"/>
+              <w:bottom w:w="80" w:type="dxa"/>
+              <w:left w:w="80" w:type="dxa"/>
+              <w:right w:w="80" w:type="dxa"/>
+            </w:tcMar>
+            <w:shd w:fill="FFFFFF"/>
+          </w:tcPr>
+          <w:p>
+            <w:pPr>
+              <w:spacing w:after="0"/>
+              <w:jc w:val="center"/>
+            </w:pPr>
+            <w:r>
+              <w:rPr>
+                <w:rFonts w:ascii="Malgun Gothic" w:hAnsi="Malgun Gothic"/>
+                <w:color w:val="334155"/>
+                <w:sz w:val="18"/>
+              </w:rPr>
+              <w:t>현업 승인</w:t>
+            </w:r>
+          </w:p>
+        </w:tc>
+      </w:tr>
+      <w:tr>
+        <w:tc>
+          <w:tcPr>
+            <w:tcW w:type="dxa" w:w="2592"/>
+            <w:vAlign w:val="center"/>
+            <w:tcMar>
+              <w:top w:w="80" w:type="dxa"/>
+              <w:bottom w:w="80" w:type="dxa"/>
+              <w:left w:w="80" w:type="dxa"/>
+              <w:right w:w="80" w:type="dxa"/>
+            </w:tcMar>
+            <w:shd w:fill="F8FAFC"/>
+          </w:tcPr>
+          <w:p>
+            <w:pPr>
+              <w:spacing w:after="0"/>
+              <w:jc w:val="center"/>
+            </w:pPr>
+            <w:r>
+              <w:rPr>
+                <w:rFonts w:ascii="Malgun Gothic" w:hAnsi="Malgun Gothic"/>
+                <w:color w:val="334155"/>
+                <w:sz w:val="18"/>
+              </w:rPr>
+              <w:t>단계별 산출물 인계</w:t>
+            </w:r>
+          </w:p>
+        </w:tc>
+        <w:tc>
+          <w:tcPr>
+            <w:tcW w:type="dxa" w:w="2592"/>
+            <w:vAlign w:val="center"/>
+            <w:tcMar>
+              <w:top w:w="80" w:type="dxa"/>
+              <w:bottom w:w="80" w:type="dxa"/>
+              <w:left w:w="80" w:type="dxa"/>
+              <w:right w:w="80" w:type="dxa"/>
+            </w:tcMar>
+            <w:shd w:fill="F8FAFC"/>
+          </w:tcPr>
+          <w:p>
+            <w:pPr>
+              <w:spacing w:after="0"/>
+            </w:pPr>
+            <w:r>
+              <w:rPr>
+                <w:rFonts w:ascii="Malgun Gothic" w:hAnsi="Malgun Gothic"/>
+                <w:color w:val="334155"/>
+                <w:sz w:val="18"/>
+              </w:rPr>
+              <w:t>전 단계 28종 산출물 완비</w:t>
+            </w:r>
+          </w:p>
+        </w:tc>
+        <w:tc>
+          <w:tcPr>
+            <w:tcW w:type="dxa" w:w="2016"/>
+            <w:vAlign w:val="center"/>
+            <w:tcMar>
+              <w:top w:w="80" w:type="dxa"/>
+              <w:bottom w:w="80" w:type="dxa"/>
+              <w:left w:w="80" w:type="dxa"/>
+              <w:right w:w="80" w:type="dxa"/>
+            </w:tcMar>
+            <w:shd w:fill="F8FAFC"/>
+          </w:tcPr>
+          <w:p>
+            <w:pPr>
+              <w:spacing w:after="0"/>
+            </w:pPr>
+            <w:r>
+              <w:rPr>
+                <w:rFonts w:ascii="Malgun Gothic" w:hAnsi="Malgun Gothic"/>
+                <w:color w:val="334155"/>
+                <w:sz w:val="18"/>
+              </w:rPr>
+              <w:t>28종 전수 승인 및 인계</w:t>
+            </w:r>
+          </w:p>
+        </w:tc>
+        <w:tc>
+          <w:tcPr>
+            <w:tcW w:type="dxa" w:w="1440"/>
+            <w:vAlign w:val="center"/>
+            <w:tcMar>
+              <w:top w:w="80" w:type="dxa"/>
+              <w:bottom w:w="80" w:type="dxa"/>
+              <w:left w:w="80" w:type="dxa"/>
+              <w:right w:w="80" w:type="dxa"/>
+            </w:tcMar>
+            <w:shd w:fill="F8FAFC"/>
+          </w:tcPr>
+          <w:p>
+            <w:pPr>
+              <w:spacing w:after="0"/>
+              <w:jc w:val="center"/>
+            </w:pPr>
+            <w:r>
+              <w:rPr>
+                <w:rFonts w:ascii="Malgun Gothic" w:hAnsi="Malgun Gothic"/>
+                <w:b/>
+                <w:color w:val="059669"/>
+                <w:sz w:val="18"/>
+              </w:rPr>
+              <w:t>적합 (PASS)</w:t>
+            </w:r>
+          </w:p>
+        </w:tc>
+        <w:tc>
+          <w:tcPr>
+            <w:tcW w:type="dxa" w:w="1440"/>
+            <w:vAlign w:val="center"/>
+            <w:tcMar>
+              <w:top w:w="80" w:type="dxa"/>
+              <w:bottom w:w="80" w:type="dxa"/>
+              <w:left w:w="80" w:type="dxa"/>
+              <w:right w:w="80" w:type="dxa"/>
+            </w:tcMar>
+            <w:shd w:fill="F8FAFC"/>
+          </w:tcPr>
+          <w:p>
+            <w:pPr>
+              <w:spacing w:after="0"/>
+              <w:jc w:val="center"/>
+            </w:pPr>
+            <w:r>
+              <w:rPr>
+                <w:rFonts w:ascii="Malgun Gothic" w:hAnsi="Malgun Gothic"/>
+                <w:color w:val="334155"/>
+                <w:sz w:val="18"/>
+              </w:rPr>
+              <w:t>인계 완결</w:t>
             </w:r>
           </w:p>
         </w:tc>
       </w:tr>
     </w:tbl>
-    <w:p/>
     <w:p>
       <w:pPr>
-        <w:spacing w:before="160" w:after="80"/>
+        <w:keepNext/>
+        <w:spacing w:before="320" w:after="120"/>
       </w:pPr>
       <w:r>
         <w:rPr>
           <w:rFonts w:ascii="Malgun Gothic" w:hAnsi="Malgun Gothic"/>
           <w:b/>
-          <w:color w:val="2563EB"/>
-          <w:sz w:val="26"/>
+          <w:color w:val="0F172A"/>
+          <w:sz w:val="28"/>
         </w:rPr>
-        <w:t>2. 검수 총평 및 무상 하자보수 개시</w:t>
+        <w:t>3. 세부 기능 요구사항 검수 결과 (42개 항목)</w:t>
       </w:r>
     </w:p>
     <w:p>
       <w:pPr>
-        <w:spacing w:line="312" w:lineRule="auto" w:after="60"/>
+        <w:spacing w:after="80" w:line="288" w:lineRule="auto"/>
       </w:pPr>
       <w:r>
         <w:rPr>
@@ -359,49 +1626,9 @@
           <w:color w:val="334155"/>
           <w:sz w:val="20"/>
         </w:rPr>
-        <w:t>1. 계약상 명시된 모든 기능 및 비기능 요구사항이 충실히 구축되었음을 확인하고 최종 인수함.</w:t>
+        <w:t>사업수행계획서 및 통합시험시나리오(EMP_TST_020)에 의거하여 검수 대상 42개 기능 요구사항 전 항목에 대한 동작 시험 및 검증을 완료하였으며, 전 항목 '적합'으로 판정되었습니다.</w:t>
       </w:r>
     </w:p>
-    <w:p>
-      <w:pPr>
-        <w:spacing w:line="312" w:lineRule="auto" w:after="60"/>
-      </w:pPr>
-      <w:r>
-        <w:rPr>
-          <w:rFonts w:ascii="Malgun Gothic" w:hAnsi="Malgun Gothic"/>
-          <w:color w:val="334155"/>
-          <w:sz w:val="20"/>
-        </w:rPr>
-        <w:t>2. 본 확인서 날인일 익일부터 계약서에 명시된 1년간의 무상 하자담보 책임 기간이 공식 개시됨.</w:t>
-      </w:r>
-    </w:p>
-    <w:p>
-      <w:pPr>
-        <w:spacing w:line="312" w:lineRule="auto" w:after="60"/>
-      </w:pPr>
-      <w:r>
-        <w:rPr>
-          <w:rFonts w:ascii="Malgun Gothic" w:hAnsi="Malgun Gothic"/>
-          <w:color w:val="334155"/>
-          <w:sz w:val="20"/>
-        </w:rPr>
-        <w:t>3. 하자담보 책임기간: 202 년  월  일 ~ 202 년  월  일 (1년간)</w:t>
-      </w:r>
-    </w:p>
-    <w:p>
-      <w:pPr>
-        <w:jc w:val="center"/>
-      </w:pPr>
-      <w:r>
-        <w:rPr>
-          <w:rFonts w:ascii="Malgun Gothic" w:hAnsi="Malgun Gothic"/>
-          <w:b/>
-          <w:sz w:val="21"/>
-        </w:rPr>
-        <w:t>합의 및 확인일자: 202  년     월     일</w:t>
-      </w:r>
-    </w:p>
-    <w:p/>
     <w:tbl>
       <w:tblPr>
         <w:tblW w:type="auto" w:w="0"/>
@@ -416,16 +1643,21 @@
       <w:tr>
         <w:tc>
           <w:tcPr>
-            <w:tcW w:type="dxa" w:w="3120"/>
-            <w:shd w:fill="334155"/>
+            <w:tcW w:type="dxa" w:w="3600"/>
+            <w:shd w:fill="1E293B"/>
+            <w:vAlign w:val="center"/>
             <w:tcMar>
               <w:top w:w="90" w:type="dxa"/>
               <w:bottom w:w="90" w:type="dxa"/>
-              <w:left w:w="110" w:type="dxa"/>
-              <w:right w:w="110" w:type="dxa"/>
+              <w:left w:w="80" w:type="dxa"/>
+              <w:right w:w="80" w:type="dxa"/>
             </w:tcMar>
           </w:tcPr>
           <w:p>
+            <w:pPr>
+              <w:spacing w:after="0"/>
+              <w:jc w:val="center"/>
+            </w:pPr>
             <w:r>
               <w:rPr>
                 <w:rFonts w:ascii="Malgun Gothic" w:hAnsi="Malgun Gothic"/>
@@ -433,22 +1665,27 @@
                 <w:color w:val="FFFFFF"/>
                 <w:sz w:val="19"/>
               </w:rPr>
-              <w:t>구 분</w:t>
+              <w:t>기능 분류 (영역)</w:t>
             </w:r>
           </w:p>
         </w:tc>
         <w:tc>
           <w:tcPr>
-            <w:tcW w:type="dxa" w:w="3120"/>
-            <w:shd w:fill="334155"/>
+            <w:tcW w:type="dxa" w:w="5040"/>
+            <w:shd w:fill="1E293B"/>
+            <w:vAlign w:val="center"/>
             <w:tcMar>
               <w:top w:w="90" w:type="dxa"/>
               <w:bottom w:w="90" w:type="dxa"/>
-              <w:left w:w="110" w:type="dxa"/>
-              <w:right w:w="110" w:type="dxa"/>
+              <w:left w:w="80" w:type="dxa"/>
+              <w:right w:w="80" w:type="dxa"/>
             </w:tcMar>
           </w:tcPr>
           <w:p>
+            <w:pPr>
+              <w:spacing w:after="0"/>
+              <w:jc w:val="center"/>
+            </w:pPr>
             <w:r>
               <w:rPr>
                 <w:rFonts w:ascii="Malgun Gothic" w:hAnsi="Malgun Gothic"/>
@@ -456,22 +1693,27 @@
                 <w:color w:val="FFFFFF"/>
                 <w:sz w:val="19"/>
               </w:rPr>
-              <w:t>소속 / 직급 / 성명</w:t>
+              <w:t>주요 기능 검증 내용</w:t>
             </w:r>
           </w:p>
         </w:tc>
         <w:tc>
           <w:tcPr>
-            <w:tcW w:type="dxa" w:w="3120"/>
-            <w:shd w:fill="334155"/>
+            <w:tcW w:type="dxa" w:w="1440"/>
+            <w:shd w:fill="1E293B"/>
+            <w:vAlign w:val="center"/>
             <w:tcMar>
               <w:top w:w="90" w:type="dxa"/>
               <w:bottom w:w="90" w:type="dxa"/>
-              <w:left w:w="110" w:type="dxa"/>
-              <w:right w:w="110" w:type="dxa"/>
+              <w:left w:w="80" w:type="dxa"/>
+              <w:right w:w="80" w:type="dxa"/>
             </w:tcMar>
           </w:tcPr>
           <w:p>
+            <w:pPr>
+              <w:spacing w:after="0"/>
+              <w:jc w:val="center"/>
+            </w:pPr>
             <w:r>
               <w:rPr>
                 <w:rFonts w:ascii="Malgun Gothic" w:hAnsi="Malgun Gothic"/>
@@ -479,7 +1721,7 @@
                 <w:color w:val="FFFFFF"/>
                 <w:sz w:val="19"/>
               </w:rPr>
-              <w:t>서명 / 날인</w:t>
+              <w:t>검수 판정</w:t>
             </w:r>
           </w:p>
         </w:tc>
@@ -487,61 +1729,82 @@
       <w:tr>
         <w:tc>
           <w:tcPr>
-            <w:tcW w:type="dxa" w:w="3120"/>
+            <w:tcW w:type="dxa" w:w="3600"/>
+            <w:shd w:fill="FFFFFF"/>
             <w:tcMar>
-              <w:top w:w="100" w:type="dxa"/>
-              <w:bottom w:w="100" w:type="dxa"/>
-              <w:left w:w="110" w:type="dxa"/>
-              <w:right w:w="110" w:type="dxa"/>
+              <w:top w:w="70" w:type="dxa"/>
+              <w:bottom w:w="70" w:type="dxa"/>
+              <w:left w:w="80" w:type="dxa"/>
+              <w:right w:w="80" w:type="dxa"/>
             </w:tcMar>
+            <w:vAlign w:val="center"/>
           </w:tcPr>
           <w:p>
+            <w:pPr>
+              <w:spacing w:after="0"/>
+            </w:pPr>
             <w:r>
               <w:rPr>
                 <w:rFonts w:ascii="Malgun Gothic" w:hAnsi="Malgun Gothic"/>
+                <w:b/>
+                <w:color w:val="1E293B"/>
                 <w:sz w:val="18"/>
               </w:rPr>
-              <w:t>검사원 (발주처)</w:t>
+              <w:t>1. 심의 접수 및 요청 관리 (8건)</w:t>
             </w:r>
           </w:p>
         </w:tc>
         <w:tc>
           <w:tcPr>
-            <w:tcW w:type="dxa" w:w="3120"/>
+            <w:tcW w:type="dxa" w:w="5040"/>
+            <w:shd w:fill="FFFFFF"/>
             <w:tcMar>
-              <w:top w:w="100" w:type="dxa"/>
-              <w:bottom w:w="100" w:type="dxa"/>
-              <w:left w:w="110" w:type="dxa"/>
-              <w:right w:w="110" w:type="dxa"/>
+              <w:top w:w="70" w:type="dxa"/>
+              <w:bottom w:w="70" w:type="dxa"/>
+              <w:left w:w="80" w:type="dxa"/>
+              <w:right w:w="80" w:type="dxa"/>
             </w:tcMar>
+            <w:vAlign w:val="center"/>
           </w:tcPr>
           <w:p>
+            <w:pPr>
+              <w:spacing w:after="0"/>
+            </w:pPr>
             <w:r>
               <w:rPr>
                 <w:rFonts w:ascii="Malgun Gothic" w:hAnsi="Malgun Gothic"/>
+                <w:color w:val="334155"/>
                 <w:sz w:val="18"/>
               </w:rPr>
-              <w:t>[고객사명] 최종검수검사원 [           ]</w:t>
+              <w:t>클레임 텍스트/이미지 접수, PDP 파일 업로드, 심의 상태 실시간 추적, 이력 관리 등 (F-01 ~ F-08)</w:t>
             </w:r>
           </w:p>
         </w:tc>
         <w:tc>
           <w:tcPr>
-            <w:tcW w:type="dxa" w:w="3120"/>
+            <w:tcW w:type="dxa" w:w="1440"/>
+            <w:shd w:fill="FFFFFF"/>
             <w:tcMar>
-              <w:top w:w="100" w:type="dxa"/>
-              <w:bottom w:w="100" w:type="dxa"/>
-              <w:left w:w="110" w:type="dxa"/>
-              <w:right w:w="110" w:type="dxa"/>
+              <w:top w:w="70" w:type="dxa"/>
+              <w:bottom w:w="70" w:type="dxa"/>
+              <w:left w:w="80" w:type="dxa"/>
+              <w:right w:w="80" w:type="dxa"/>
             </w:tcMar>
+            <w:vAlign w:val="center"/>
           </w:tcPr>
           <w:p>
+            <w:pPr>
+              <w:spacing w:after="0"/>
+              <w:jc w:val="center"/>
+            </w:pPr>
             <w:r>
               <w:rPr>
                 <w:rFonts w:ascii="Malgun Gothic" w:hAnsi="Malgun Gothic"/>
+                <w:b/>
+                <w:color w:val="059669"/>
                 <w:sz w:val="18"/>
               </w:rPr>
-              <w:t>(서명 또는 인)</w:t>
+              <w:t>적합 (8/8)</w:t>
             </w:r>
           </w:p>
         </w:tc>
@@ -549,61 +1812,82 @@
       <w:tr>
         <w:tc>
           <w:tcPr>
-            <w:tcW w:type="dxa" w:w="3120"/>
+            <w:tcW w:type="dxa" w:w="3600"/>
+            <w:shd w:fill="F8FAFC"/>
             <w:tcMar>
-              <w:top w:w="100" w:type="dxa"/>
-              <w:bottom w:w="100" w:type="dxa"/>
-              <w:left w:w="110" w:type="dxa"/>
-              <w:right w:w="110" w:type="dxa"/>
+              <w:top w:w="70" w:type="dxa"/>
+              <w:bottom w:w="70" w:type="dxa"/>
+              <w:left w:w="80" w:type="dxa"/>
+              <w:right w:w="80" w:type="dxa"/>
             </w:tcMar>
+            <w:vAlign w:val="center"/>
           </w:tcPr>
           <w:p>
+            <w:pPr>
+              <w:spacing w:after="0"/>
+            </w:pPr>
             <w:r>
               <w:rPr>
                 <w:rFonts w:ascii="Malgun Gothic" w:hAnsi="Malgun Gothic"/>
+                <w:b/>
+                <w:color w:val="1E293B"/>
                 <w:sz w:val="18"/>
               </w:rPr>
-              <w:t>입회관 (발주처)</w:t>
+              <w:t>2. 다단계 AI 판정 파이프라인 (10건)</w:t>
             </w:r>
           </w:p>
         </w:tc>
         <w:tc>
           <w:tcPr>
-            <w:tcW w:type="dxa" w:w="3120"/>
+            <w:tcW w:type="dxa" w:w="5040"/>
+            <w:shd w:fill="F8FAFC"/>
             <w:tcMar>
-              <w:top w:w="100" w:type="dxa"/>
-              <w:bottom w:w="100" w:type="dxa"/>
-              <w:left w:w="110" w:type="dxa"/>
-              <w:right w:w="110" w:type="dxa"/>
+              <w:top w:w="70" w:type="dxa"/>
+              <w:bottom w:w="70" w:type="dxa"/>
+              <w:left w:w="80" w:type="dxa"/>
+              <w:right w:w="80" w:type="dxa"/>
             </w:tcMar>
+            <w:vAlign w:val="center"/>
           </w:tcPr>
           <w:p>
+            <w:pPr>
+              <w:spacing w:after="0"/>
+            </w:pPr>
             <w:r>
               <w:rPr>
                 <w:rFonts w:ascii="Malgun Gothic" w:hAnsi="Malgun Gothic"/>
+                <w:color w:val="334155"/>
                 <w:sz w:val="18"/>
               </w:rPr>
-              <w:t>[고객사명] 사업주관부서장 [           ]</w:t>
+              <w:t>100개 룰셋 필터링, RAG 법령 매칭, LLM 심층 문맥 판정(녹/청/황/적), 대체 문구 추천 (F-09 ~ F-18)</w:t>
             </w:r>
           </w:p>
         </w:tc>
         <w:tc>
           <w:tcPr>
-            <w:tcW w:type="dxa" w:w="3120"/>
+            <w:tcW w:type="dxa" w:w="1440"/>
+            <w:shd w:fill="F8FAFC"/>
             <w:tcMar>
-              <w:top w:w="100" w:type="dxa"/>
-              <w:bottom w:w="100" w:type="dxa"/>
-              <w:left w:w="110" w:type="dxa"/>
-              <w:right w:w="110" w:type="dxa"/>
+              <w:top w:w="70" w:type="dxa"/>
+              <w:bottom w:w="70" w:type="dxa"/>
+              <w:left w:w="80" w:type="dxa"/>
+              <w:right w:w="80" w:type="dxa"/>
             </w:tcMar>
+            <w:vAlign w:val="center"/>
           </w:tcPr>
           <w:p>
+            <w:pPr>
+              <w:spacing w:after="0"/>
+              <w:jc w:val="center"/>
+            </w:pPr>
             <w:r>
               <w:rPr>
                 <w:rFonts w:ascii="Malgun Gothic" w:hAnsi="Malgun Gothic"/>
+                <w:b/>
+                <w:color w:val="059669"/>
                 <w:sz w:val="18"/>
               </w:rPr>
-              <w:t>(서명 또는 인)</w:t>
+              <w:t>적합 (10/10)</w:t>
             </w:r>
           </w:p>
         </w:tc>
@@ -611,68 +1895,1253 @@
       <w:tr>
         <w:tc>
           <w:tcPr>
-            <w:tcW w:type="dxa" w:w="3120"/>
+            <w:tcW w:type="dxa" w:w="3600"/>
+            <w:shd w:fill="FFFFFF"/>
             <w:tcMar>
-              <w:top w:w="100" w:type="dxa"/>
-              <w:bottom w:w="100" w:type="dxa"/>
-              <w:left w:w="110" w:type="dxa"/>
-              <w:right w:w="110" w:type="dxa"/>
+              <w:top w:w="70" w:type="dxa"/>
+              <w:bottom w:w="70" w:type="dxa"/>
+              <w:left w:w="80" w:type="dxa"/>
+              <w:right w:w="80" w:type="dxa"/>
             </w:tcMar>
+            <w:vAlign w:val="center"/>
           </w:tcPr>
           <w:p>
+            <w:pPr>
+              <w:spacing w:after="0"/>
+            </w:pPr>
             <w:r>
               <w:rPr>
                 <w:rFonts w:ascii="Malgun Gothic" w:hAnsi="Malgun Gothic"/>
+                <w:b/>
+                <w:color w:val="1E293B"/>
                 <w:sz w:val="18"/>
               </w:rPr>
-              <w:t>인계자 (수행사)</w:t>
+              <w:t>3. OCR 이미지 분석 및 텍스트 추출 (6건)</w:t>
             </w:r>
           </w:p>
         </w:tc>
         <w:tc>
           <w:tcPr>
-            <w:tcW w:type="dxa" w:w="3120"/>
+            <w:tcW w:type="dxa" w:w="5040"/>
+            <w:shd w:fill="FFFFFF"/>
             <w:tcMar>
-              <w:top w:w="100" w:type="dxa"/>
-              <w:bottom w:w="100" w:type="dxa"/>
-              <w:left w:w="110" w:type="dxa"/>
-              <w:right w:w="110" w:type="dxa"/>
+              <w:top w:w="70" w:type="dxa"/>
+              <w:bottom w:w="70" w:type="dxa"/>
+              <w:left w:w="80" w:type="dxa"/>
+              <w:right w:w="80" w:type="dxa"/>
             </w:tcMar>
+            <w:vAlign w:val="center"/>
           </w:tcPr>
           <w:p>
+            <w:pPr>
+              <w:spacing w:after="0"/>
+            </w:pPr>
             <w:r>
               <w:rPr>
                 <w:rFonts w:ascii="Malgun Gothic" w:hAnsi="Malgun Gothic"/>
+                <w:color w:val="334155"/>
                 <w:sz w:val="18"/>
               </w:rPr>
-              <w:t>주식회사 엠파시 대표이사 [           ]</w:t>
+              <w:t>Vision OCR 기반 제품 패키지/상세페이지 텍스트 검출, Bounding Box 매핑 (F-19 ~ F-24)</w:t>
             </w:r>
           </w:p>
         </w:tc>
         <w:tc>
           <w:tcPr>
-            <w:tcW w:type="dxa" w:w="3120"/>
+            <w:tcW w:type="dxa" w:w="1440"/>
+            <w:shd w:fill="FFFFFF"/>
             <w:tcMar>
-              <w:top w:w="100" w:type="dxa"/>
-              <w:bottom w:w="100" w:type="dxa"/>
-              <w:left w:w="110" w:type="dxa"/>
-              <w:right w:w="110" w:type="dxa"/>
+              <w:top w:w="70" w:type="dxa"/>
+              <w:bottom w:w="70" w:type="dxa"/>
+              <w:left w:w="80" w:type="dxa"/>
+              <w:right w:w="80" w:type="dxa"/>
             </w:tcMar>
+            <w:vAlign w:val="center"/>
           </w:tcPr>
           <w:p>
+            <w:pPr>
+              <w:spacing w:after="0"/>
+              <w:jc w:val="center"/>
+            </w:pPr>
             <w:r>
               <w:rPr>
                 <w:rFonts w:ascii="Malgun Gothic" w:hAnsi="Malgun Gothic"/>
+                <w:b/>
+                <w:color w:val="059669"/>
                 <w:sz w:val="18"/>
               </w:rPr>
-              <w:t>(서명 또는 인)</w:t>
+              <w:t>적합 (6/6)</w:t>
+            </w:r>
+          </w:p>
+        </w:tc>
+      </w:tr>
+      <w:tr>
+        <w:tc>
+          <w:tcPr>
+            <w:tcW w:type="dxa" w:w="3600"/>
+            <w:shd w:fill="F8FAFC"/>
+            <w:tcMar>
+              <w:top w:w="70" w:type="dxa"/>
+              <w:bottom w:w="70" w:type="dxa"/>
+              <w:left w:w="80" w:type="dxa"/>
+              <w:right w:w="80" w:type="dxa"/>
+            </w:tcMar>
+            <w:vAlign w:val="center"/>
+          </w:tcPr>
+          <w:p>
+            <w:pPr>
+              <w:spacing w:after="0"/>
+            </w:pPr>
+            <w:r>
+              <w:rPr>
+                <w:rFonts w:ascii="Malgun Gothic" w:hAnsi="Malgun Gothic"/>
+                <w:b/>
+                <w:color w:val="1E293B"/>
+                <w:sz w:val="18"/>
+              </w:rPr>
+              <w:t>4. 외부 시스템 인터페이스 연계 (6건)</w:t>
+            </w:r>
+          </w:p>
+        </w:tc>
+        <w:tc>
+          <w:tcPr>
+            <w:tcW w:type="dxa" w:w="5040"/>
+            <w:shd w:fill="F8FAFC"/>
+            <w:tcMar>
+              <w:top w:w="70" w:type="dxa"/>
+              <w:bottom w:w="70" w:type="dxa"/>
+              <w:left w:w="80" w:type="dxa"/>
+              <w:right w:w="80" w:type="dxa"/>
+            </w:tcMar>
+            <w:vAlign w:val="center"/>
+          </w:tcPr>
+          <w:p>
+            <w:pPr>
+              <w:spacing w:after="0"/>
+            </w:pPr>
+            <w:r>
+              <w:rPr>
+                <w:rFonts w:ascii="Malgun Gothic" w:hAnsi="Malgun Gothic"/>
+                <w:color w:val="334155"/>
+                <w:sz w:val="18"/>
+              </w:rPr>
+              <w:t>ProductLab 원료 규격 REST API, MarketingHub 결재 동기화, 통합 사번 SSO, KT 알림톡 (F-25 ~ F-30)</w:t>
+            </w:r>
+          </w:p>
+        </w:tc>
+        <w:tc>
+          <w:tcPr>
+            <w:tcW w:type="dxa" w:w="1440"/>
+            <w:shd w:fill="F8FAFC"/>
+            <w:tcMar>
+              <w:top w:w="70" w:type="dxa"/>
+              <w:bottom w:w="70" w:type="dxa"/>
+              <w:left w:w="80" w:type="dxa"/>
+              <w:right w:w="80" w:type="dxa"/>
+            </w:tcMar>
+            <w:vAlign w:val="center"/>
+          </w:tcPr>
+          <w:p>
+            <w:pPr>
+              <w:spacing w:after="0"/>
+              <w:jc w:val="center"/>
+            </w:pPr>
+            <w:r>
+              <w:rPr>
+                <w:rFonts w:ascii="Malgun Gothic" w:hAnsi="Malgun Gothic"/>
+                <w:b/>
+                <w:color w:val="059669"/>
+                <w:sz w:val="18"/>
+              </w:rPr>
+              <w:t>적합 (6/6)</w:t>
+            </w:r>
+          </w:p>
+        </w:tc>
+      </w:tr>
+      <w:tr>
+        <w:tc>
+          <w:tcPr>
+            <w:tcW w:type="dxa" w:w="3600"/>
+            <w:shd w:fill="FFFFFF"/>
+            <w:tcMar>
+              <w:top w:w="70" w:type="dxa"/>
+              <w:bottom w:w="70" w:type="dxa"/>
+              <w:left w:w="80" w:type="dxa"/>
+              <w:right w:w="80" w:type="dxa"/>
+            </w:tcMar>
+            <w:vAlign w:val="center"/>
+          </w:tcPr>
+          <w:p>
+            <w:pPr>
+              <w:spacing w:after="0"/>
+            </w:pPr>
+            <w:r>
+              <w:rPr>
+                <w:rFonts w:ascii="Malgun Gothic" w:hAnsi="Malgun Gothic"/>
+                <w:b/>
+                <w:color w:val="1E293B"/>
+                <w:sz w:val="18"/>
+              </w:rPr>
+              <w:t>5. 지식 베이스 및 규칙 사전 관리 (6건)</w:t>
+            </w:r>
+          </w:p>
+        </w:tc>
+        <w:tc>
+          <w:tcPr>
+            <w:tcW w:type="dxa" w:w="5040"/>
+            <w:shd w:fill="FFFFFF"/>
+            <w:tcMar>
+              <w:top w:w="70" w:type="dxa"/>
+              <w:bottom w:w="70" w:type="dxa"/>
+              <w:left w:w="80" w:type="dxa"/>
+              <w:right w:w="80" w:type="dxa"/>
+            </w:tcMar>
+            <w:vAlign w:val="center"/>
+          </w:tcPr>
+          <w:p>
+            <w:pPr>
+              <w:spacing w:after="0"/>
+            </w:pPr>
+            <w:r>
+              <w:rPr>
+                <w:rFonts w:ascii="Malgun Gothic" w:hAnsi="Malgun Gothic"/>
+                <w:color w:val="334155"/>
+                <w:sz w:val="18"/>
+              </w:rPr>
+              <w:t>식약처 고시 DB, 금지어/주의어 룰셋 추가/수정, 예외 사전 관리, 버전 관리 (F-31 ~ F-36)</w:t>
+            </w:r>
+          </w:p>
+        </w:tc>
+        <w:tc>
+          <w:tcPr>
+            <w:tcW w:type="dxa" w:w="1440"/>
+            <w:shd w:fill="FFFFFF"/>
+            <w:tcMar>
+              <w:top w:w="70" w:type="dxa"/>
+              <w:bottom w:w="70" w:type="dxa"/>
+              <w:left w:w="80" w:type="dxa"/>
+              <w:right w:w="80" w:type="dxa"/>
+            </w:tcMar>
+            <w:vAlign w:val="center"/>
+          </w:tcPr>
+          <w:p>
+            <w:pPr>
+              <w:spacing w:after="0"/>
+              <w:jc w:val="center"/>
+            </w:pPr>
+            <w:r>
+              <w:rPr>
+                <w:rFonts w:ascii="Malgun Gothic" w:hAnsi="Malgun Gothic"/>
+                <w:b/>
+                <w:color w:val="059669"/>
+                <w:sz w:val="18"/>
+              </w:rPr>
+              <w:t>적합 (6/6)</w:t>
+            </w:r>
+          </w:p>
+        </w:tc>
+      </w:tr>
+      <w:tr>
+        <w:tc>
+          <w:tcPr>
+            <w:tcW w:type="dxa" w:w="3600"/>
+            <w:shd w:fill="F8FAFC"/>
+            <w:tcMar>
+              <w:top w:w="70" w:type="dxa"/>
+              <w:bottom w:w="70" w:type="dxa"/>
+              <w:left w:w="80" w:type="dxa"/>
+              <w:right w:w="80" w:type="dxa"/>
+            </w:tcMar>
+            <w:vAlign w:val="center"/>
+          </w:tcPr>
+          <w:p>
+            <w:pPr>
+              <w:spacing w:after="0"/>
+            </w:pPr>
+            <w:r>
+              <w:rPr>
+                <w:rFonts w:ascii="Malgun Gothic" w:hAnsi="Malgun Gothic"/>
+                <w:b/>
+                <w:color w:val="1E293B"/>
+                <w:sz w:val="18"/>
+              </w:rPr>
+              <w:t>6. 시스템 관리 및 보안/통계 (6건)</w:t>
+            </w:r>
+          </w:p>
+        </w:tc>
+        <w:tc>
+          <w:tcPr>
+            <w:tcW w:type="dxa" w:w="5040"/>
+            <w:shd w:fill="F8FAFC"/>
+            <w:tcMar>
+              <w:top w:w="70" w:type="dxa"/>
+              <w:bottom w:w="70" w:type="dxa"/>
+              <w:left w:w="80" w:type="dxa"/>
+              <w:right w:w="80" w:type="dxa"/>
+            </w:tcMar>
+            <w:vAlign w:val="center"/>
+          </w:tcPr>
+          <w:p>
+            <w:pPr>
+              <w:spacing w:after="0"/>
+            </w:pPr>
+            <w:r>
+              <w:rPr>
+                <w:rFonts w:ascii="Malgun Gothic" w:hAnsi="Malgun Gothic"/>
+                <w:color w:val="334155"/>
+                <w:sz w:val="18"/>
+              </w:rPr>
+              <w:t>사용자/권한 관리, 심의 통계 대시보드, 감사 로그 추적, JWT 세션 보안 관리 (F-37 ~ F-42)</w:t>
+            </w:r>
+          </w:p>
+        </w:tc>
+        <w:tc>
+          <w:tcPr>
+            <w:tcW w:type="dxa" w:w="1440"/>
+            <w:shd w:fill="F8FAFC"/>
+            <w:tcMar>
+              <w:top w:w="70" w:type="dxa"/>
+              <w:bottom w:w="70" w:type="dxa"/>
+              <w:left w:w="80" w:type="dxa"/>
+              <w:right w:w="80" w:type="dxa"/>
+            </w:tcMar>
+            <w:vAlign w:val="center"/>
+          </w:tcPr>
+          <w:p>
+            <w:pPr>
+              <w:spacing w:after="0"/>
+              <w:jc w:val="center"/>
+            </w:pPr>
+            <w:r>
+              <w:rPr>
+                <w:rFonts w:ascii="Malgun Gothic" w:hAnsi="Malgun Gothic"/>
+                <w:b/>
+                <w:color w:val="059669"/>
+                <w:sz w:val="18"/>
+              </w:rPr>
+              <w:t>적합 (6/6)</w:t>
             </w:r>
           </w:p>
         </w:tc>
       </w:tr>
     </w:tbl>
-    <w:p/>
+    <w:p>
+      <w:pPr>
+        <w:keepNext/>
+        <w:spacing w:before="320" w:after="120"/>
+      </w:pPr>
+      <w:r>
+        <w:rPr>
+          <w:rFonts w:ascii="Malgun Gothic" w:hAnsi="Malgun Gothic"/>
+          <w:b/>
+          <w:color w:val="0F172A"/>
+          <w:sz w:val="28"/>
+        </w:rPr>
+        <w:t>4. 최종 산출물 28종 인계 확인</w:t>
+      </w:r>
+    </w:p>
+    <w:p>
+      <w:pPr>
+        <w:spacing w:after="80" w:line="288" w:lineRule="auto"/>
+      </w:pPr>
+      <w:r>
+        <w:rPr>
+          <w:rFonts w:ascii="Malgun Gothic" w:hAnsi="Malgun Gothic"/>
+          <w:color w:val="334155"/>
+          <w:sz w:val="20"/>
+        </w:rPr>
+        <w:t>공식 단계별 산출물 기준표에 명시된 28종의 산출물 전수가 최신 승인본(v1.0)으로 작성되어 구글 드라이브 지정 폴더에 완비 및 인계되었음을 확인합니다.</w:t>
+      </w:r>
+    </w:p>
+    <w:tbl>
+      <w:tblPr>
+        <w:tblW w:type="auto" w:w="0"/>
+        <w:jc w:val="center"/>
+        <w:tblLook w:firstColumn="1" w:firstRow="1" w:lastColumn="0" w:lastRow="0" w:noHBand="0" w:noVBand="1" w:val="04A0"/>
+      </w:tblPr>
+      <w:tblGrid>
+        <w:gridCol w:w="3120"/>
+        <w:gridCol w:w="3120"/>
+        <w:gridCol w:w="3120"/>
+      </w:tblGrid>
+      <w:tr>
+        <w:tc>
+          <w:tcPr>
+            <w:tcW w:type="dxa" w:w="2592"/>
+            <w:shd w:fill="1E293B"/>
+            <w:vAlign w:val="center"/>
+            <w:tcMar>
+              <w:top w:w="90" w:type="dxa"/>
+              <w:bottom w:w="90" w:type="dxa"/>
+              <w:left w:w="80" w:type="dxa"/>
+              <w:right w:w="80" w:type="dxa"/>
+            </w:tcMar>
+          </w:tcPr>
+          <w:p>
+            <w:pPr>
+              <w:spacing w:after="0"/>
+              <w:jc w:val="center"/>
+            </w:pPr>
+            <w:r>
+              <w:rPr>
+                <w:rFonts w:ascii="Malgun Gothic" w:hAnsi="Malgun Gothic"/>
+                <w:b/>
+                <w:color w:val="FFFFFF"/>
+                <w:sz w:val="19"/>
+              </w:rPr>
+              <w:t>단계</w:t>
+            </w:r>
+          </w:p>
+        </w:tc>
+        <w:tc>
+          <w:tcPr>
+            <w:tcW w:type="dxa" w:w="6048"/>
+            <w:shd w:fill="1E293B"/>
+            <w:vAlign w:val="center"/>
+            <w:tcMar>
+              <w:top w:w="90" w:type="dxa"/>
+              <w:bottom w:w="90" w:type="dxa"/>
+              <w:left w:w="80" w:type="dxa"/>
+              <w:right w:w="80" w:type="dxa"/>
+            </w:tcMar>
+          </w:tcPr>
+          <w:p>
+            <w:pPr>
+              <w:spacing w:after="0"/>
+              <w:jc w:val="center"/>
+            </w:pPr>
+            <w:r>
+              <w:rPr>
+                <w:rFonts w:ascii="Malgun Gothic" w:hAnsi="Malgun Gothic"/>
+                <w:b/>
+                <w:color w:val="FFFFFF"/>
+                <w:sz w:val="19"/>
+              </w:rPr>
+              <w:t>포함 산출물 내역</w:t>
+            </w:r>
+          </w:p>
+        </w:tc>
+        <w:tc>
+          <w:tcPr>
+            <w:tcW w:type="dxa" w:w="1440"/>
+            <w:shd w:fill="1E293B"/>
+            <w:vAlign w:val="center"/>
+            <w:tcMar>
+              <w:top w:w="90" w:type="dxa"/>
+              <w:bottom w:w="90" w:type="dxa"/>
+              <w:left w:w="80" w:type="dxa"/>
+              <w:right w:w="80" w:type="dxa"/>
+            </w:tcMar>
+          </w:tcPr>
+          <w:p>
+            <w:pPr>
+              <w:spacing w:after="0"/>
+              <w:jc w:val="center"/>
+            </w:pPr>
+            <w:r>
+              <w:rPr>
+                <w:rFonts w:ascii="Malgun Gothic" w:hAnsi="Malgun Gothic"/>
+                <w:b/>
+                <w:color w:val="FFFFFF"/>
+                <w:sz w:val="19"/>
+              </w:rPr>
+              <w:t>인계 상태</w:t>
+            </w:r>
+          </w:p>
+        </w:tc>
+      </w:tr>
+      <w:tr>
+        <w:tc>
+          <w:tcPr>
+            <w:tcW w:type="dxa" w:w="2592"/>
+            <w:shd w:fill="FFFFFF"/>
+            <w:tcMar>
+              <w:top w:w="70" w:type="dxa"/>
+              <w:bottom w:w="70" w:type="dxa"/>
+              <w:left w:w="80" w:type="dxa"/>
+              <w:right w:w="80" w:type="dxa"/>
+            </w:tcMar>
+            <w:vAlign w:val="center"/>
+          </w:tcPr>
+          <w:p>
+            <w:pPr>
+              <w:spacing w:after="0"/>
+              <w:jc w:val="center"/>
+            </w:pPr>
+            <w:r>
+              <w:rPr>
+                <w:rFonts w:ascii="Malgun Gothic" w:hAnsi="Malgun Gothic"/>
+                <w:b/>
+                <w:color w:val="1E293B"/>
+                <w:sz w:val="17"/>
+              </w:rPr>
+              <w:t>분석 단계 (4종)</w:t>
+            </w:r>
+          </w:p>
+        </w:tc>
+        <w:tc>
+          <w:tcPr>
+            <w:tcW w:type="dxa" w:w="6048"/>
+            <w:shd w:fill="FFFFFF"/>
+            <w:tcMar>
+              <w:top w:w="70" w:type="dxa"/>
+              <w:bottom w:w="70" w:type="dxa"/>
+              <w:left w:w="80" w:type="dxa"/>
+              <w:right w:w="80" w:type="dxa"/>
+            </w:tcMar>
+            <w:vAlign w:val="center"/>
+          </w:tcPr>
+          <w:p>
+            <w:pPr>
+              <w:spacing w:after="0"/>
+            </w:pPr>
+            <w:r>
+              <w:rPr>
+                <w:rFonts w:ascii="Malgun Gothic" w:hAnsi="Malgun Gothic"/>
+                <w:color w:val="334155"/>
+                <w:sz w:val="17"/>
+              </w:rPr>
+              <w:t>사업수행계획서(EMP_INT_010), 작업분할구조도(EMP_INT_020), 요구사항정의서(EMP_ANL_020), 연계규격협의서(EMP_ANL_050)</w:t>
+            </w:r>
+          </w:p>
+        </w:tc>
+        <w:tc>
+          <w:tcPr>
+            <w:tcW w:type="dxa" w:w="1440"/>
+            <w:shd w:fill="FFFFFF"/>
+            <w:tcMar>
+              <w:top w:w="70" w:type="dxa"/>
+              <w:bottom w:w="70" w:type="dxa"/>
+              <w:left w:w="80" w:type="dxa"/>
+              <w:right w:w="80" w:type="dxa"/>
+            </w:tcMar>
+            <w:vAlign w:val="center"/>
+          </w:tcPr>
+          <w:p>
+            <w:pPr>
+              <w:spacing w:after="0"/>
+              <w:jc w:val="center"/>
+            </w:pPr>
+            <w:r>
+              <w:rPr>
+                <w:rFonts w:ascii="Malgun Gothic" w:hAnsi="Malgun Gothic"/>
+                <w:b/>
+                <w:color w:val="059669"/>
+                <w:sz w:val="17"/>
+              </w:rPr>
+              <w:t>인계 완결</w:t>
+            </w:r>
+          </w:p>
+        </w:tc>
+      </w:tr>
+      <w:tr>
+        <w:tc>
+          <w:tcPr>
+            <w:tcW w:type="dxa" w:w="2592"/>
+            <w:shd w:fill="F8FAFC"/>
+            <w:tcMar>
+              <w:top w:w="70" w:type="dxa"/>
+              <w:bottom w:w="70" w:type="dxa"/>
+              <w:left w:w="80" w:type="dxa"/>
+              <w:right w:w="80" w:type="dxa"/>
+            </w:tcMar>
+            <w:vAlign w:val="center"/>
+          </w:tcPr>
+          <w:p>
+            <w:pPr>
+              <w:spacing w:after="0"/>
+              <w:jc w:val="center"/>
+            </w:pPr>
+            <w:r>
+              <w:rPr>
+                <w:rFonts w:ascii="Malgun Gothic" w:hAnsi="Malgun Gothic"/>
+                <w:b/>
+                <w:color w:val="1E293B"/>
+                <w:sz w:val="17"/>
+              </w:rPr>
+              <w:t>설계 단계 (6종)</w:t>
+            </w:r>
+          </w:p>
+        </w:tc>
+        <w:tc>
+          <w:tcPr>
+            <w:tcW w:type="dxa" w:w="6048"/>
+            <w:shd w:fill="F8FAFC"/>
+            <w:tcMar>
+              <w:top w:w="70" w:type="dxa"/>
+              <w:bottom w:w="70" w:type="dxa"/>
+              <w:left w:w="80" w:type="dxa"/>
+              <w:right w:w="80" w:type="dxa"/>
+            </w:tcMar>
+            <w:vAlign w:val="center"/>
+          </w:tcPr>
+          <w:p>
+            <w:pPr>
+              <w:spacing w:after="0"/>
+            </w:pPr>
+            <w:r>
+              <w:rPr>
+                <w:rFonts w:ascii="Malgun Gothic" w:hAnsi="Malgun Gothic"/>
+                <w:color w:val="334155"/>
+                <w:sz w:val="17"/>
+              </w:rPr>
+              <w:t>화면설계서(EMP_DEG_050), IA정의서(EMP_DEG_010), DB설계서(EMP_DEG_080), 아키텍처정의서(EMP_DEG_090), 인터페이스정의서(EMP_DEG_120), AI판정·프롬프트설계서(EMP_DEG_150)</w:t>
+            </w:r>
+          </w:p>
+        </w:tc>
+        <w:tc>
+          <w:tcPr>
+            <w:tcW w:type="dxa" w:w="1440"/>
+            <w:shd w:fill="F8FAFC"/>
+            <w:tcMar>
+              <w:top w:w="70" w:type="dxa"/>
+              <w:bottom w:w="70" w:type="dxa"/>
+              <w:left w:w="80" w:type="dxa"/>
+              <w:right w:w="80" w:type="dxa"/>
+            </w:tcMar>
+            <w:vAlign w:val="center"/>
+          </w:tcPr>
+          <w:p>
+            <w:pPr>
+              <w:spacing w:after="0"/>
+              <w:jc w:val="center"/>
+            </w:pPr>
+            <w:r>
+              <w:rPr>
+                <w:rFonts w:ascii="Malgun Gothic" w:hAnsi="Malgun Gothic"/>
+                <w:b/>
+                <w:color w:val="059669"/>
+                <w:sz w:val="17"/>
+              </w:rPr>
+              <w:t>인계 완결</w:t>
+            </w:r>
+          </w:p>
+        </w:tc>
+      </w:tr>
+      <w:tr>
+        <w:tc>
+          <w:tcPr>
+            <w:tcW w:type="dxa" w:w="2592"/>
+            <w:shd w:fill="FFFFFF"/>
+            <w:tcMar>
+              <w:top w:w="70" w:type="dxa"/>
+              <w:bottom w:w="70" w:type="dxa"/>
+              <w:left w:w="80" w:type="dxa"/>
+              <w:right w:w="80" w:type="dxa"/>
+            </w:tcMar>
+            <w:vAlign w:val="center"/>
+          </w:tcPr>
+          <w:p>
+            <w:pPr>
+              <w:spacing w:after="0"/>
+              <w:jc w:val="center"/>
+            </w:pPr>
+            <w:r>
+              <w:rPr>
+                <w:rFonts w:ascii="Malgun Gothic" w:hAnsi="Malgun Gothic"/>
+                <w:b/>
+                <w:color w:val="1E293B"/>
+                <w:sz w:val="17"/>
+              </w:rPr>
+              <w:t>구현 단계 (5종)</w:t>
+            </w:r>
+          </w:p>
+        </w:tc>
+        <w:tc>
+          <w:tcPr>
+            <w:tcW w:type="dxa" w:w="6048"/>
+            <w:shd w:fill="FFFFFF"/>
+            <w:tcMar>
+              <w:top w:w="70" w:type="dxa"/>
+              <w:bottom w:w="70" w:type="dxa"/>
+              <w:left w:w="80" w:type="dxa"/>
+              <w:right w:w="80" w:type="dxa"/>
+            </w:tcMar>
+            <w:vAlign w:val="center"/>
+          </w:tcPr>
+          <w:p>
+            <w:pPr>
+              <w:spacing w:after="0"/>
+            </w:pPr>
+            <w:r>
+              <w:rPr>
+                <w:rFonts w:ascii="Malgun Gothic" w:hAnsi="Malgun Gothic"/>
+                <w:color w:val="334155"/>
+                <w:sz w:val="17"/>
+              </w:rPr>
+              <w:t>전체 소스코드(Git), 규칙사전정의서(EMP_EXE_010), 프롬프트명세서(EMP_EXE_020), ProductLab연계명세서(EMP_EXE_030), 단위테스트케이스(EMP_TST_010)</w:t>
+            </w:r>
+          </w:p>
+        </w:tc>
+        <w:tc>
+          <w:tcPr>
+            <w:tcW w:type="dxa" w:w="1440"/>
+            <w:shd w:fill="FFFFFF"/>
+            <w:tcMar>
+              <w:top w:w="70" w:type="dxa"/>
+              <w:bottom w:w="70" w:type="dxa"/>
+              <w:left w:w="80" w:type="dxa"/>
+              <w:right w:w="80" w:type="dxa"/>
+            </w:tcMar>
+            <w:vAlign w:val="center"/>
+          </w:tcPr>
+          <w:p>
+            <w:pPr>
+              <w:spacing w:after="0"/>
+              <w:jc w:val="center"/>
+            </w:pPr>
+            <w:r>
+              <w:rPr>
+                <w:rFonts w:ascii="Malgun Gothic" w:hAnsi="Malgun Gothic"/>
+                <w:b/>
+                <w:color w:val="059669"/>
+                <w:sz w:val="17"/>
+              </w:rPr>
+              <w:t>인계 완결</w:t>
+            </w:r>
+          </w:p>
+        </w:tc>
+      </w:tr>
+      <w:tr>
+        <w:tc>
+          <w:tcPr>
+            <w:tcW w:type="dxa" w:w="2592"/>
+            <w:shd w:fill="F8FAFC"/>
+            <w:tcMar>
+              <w:top w:w="70" w:type="dxa"/>
+              <w:bottom w:w="70" w:type="dxa"/>
+              <w:left w:w="80" w:type="dxa"/>
+              <w:right w:w="80" w:type="dxa"/>
+            </w:tcMar>
+            <w:vAlign w:val="center"/>
+          </w:tcPr>
+          <w:p>
+            <w:pPr>
+              <w:spacing w:after="0"/>
+              <w:jc w:val="center"/>
+            </w:pPr>
+            <w:r>
+              <w:rPr>
+                <w:rFonts w:ascii="Malgun Gothic" w:hAnsi="Malgun Gothic"/>
+                <w:b/>
+                <w:color w:val="1E293B"/>
+                <w:sz w:val="17"/>
+              </w:rPr>
+              <w:t>시험 단계 (4종)</w:t>
+            </w:r>
+          </w:p>
+        </w:tc>
+        <w:tc>
+          <w:tcPr>
+            <w:tcW w:type="dxa" w:w="6048"/>
+            <w:shd w:fill="F8FAFC"/>
+            <w:tcMar>
+              <w:top w:w="70" w:type="dxa"/>
+              <w:bottom w:w="70" w:type="dxa"/>
+              <w:left w:w="80" w:type="dxa"/>
+              <w:right w:w="80" w:type="dxa"/>
+            </w:tcMar>
+            <w:vAlign w:val="center"/>
+          </w:tcPr>
+          <w:p>
+            <w:pPr>
+              <w:spacing w:after="0"/>
+            </w:pPr>
+            <w:r>
+              <w:rPr>
+                <w:rFonts w:ascii="Malgun Gothic" w:hAnsi="Malgun Gothic"/>
+                <w:color w:val="334155"/>
+                <w:sz w:val="17"/>
+              </w:rPr>
+              <w:t>통합테스트시나리오(EMP_TST_020), 보안점검결과서(EMP_TST_030), 성능시험결과서(EMP_TST_040), 골든셋평가보고서(EMP_TST_050)</w:t>
+            </w:r>
+          </w:p>
+        </w:tc>
+        <w:tc>
+          <w:tcPr>
+            <w:tcW w:type="dxa" w:w="1440"/>
+            <w:shd w:fill="F8FAFC"/>
+            <w:tcMar>
+              <w:top w:w="70" w:type="dxa"/>
+              <w:bottom w:w="70" w:type="dxa"/>
+              <w:left w:w="80" w:type="dxa"/>
+              <w:right w:w="80" w:type="dxa"/>
+            </w:tcMar>
+            <w:vAlign w:val="center"/>
+          </w:tcPr>
+          <w:p>
+            <w:pPr>
+              <w:spacing w:after="0"/>
+              <w:jc w:val="center"/>
+            </w:pPr>
+            <w:r>
+              <w:rPr>
+                <w:rFonts w:ascii="Malgun Gothic" w:hAnsi="Malgun Gothic"/>
+                <w:b/>
+                <w:color w:val="059669"/>
+                <w:sz w:val="17"/>
+              </w:rPr>
+              <w:t>인계 완결</w:t>
+            </w:r>
+          </w:p>
+        </w:tc>
+      </w:tr>
+      <w:tr>
+        <w:tc>
+          <w:tcPr>
+            <w:tcW w:type="dxa" w:w="2592"/>
+            <w:shd w:fill="FFFFFF"/>
+            <w:tcMar>
+              <w:top w:w="70" w:type="dxa"/>
+              <w:bottom w:w="70" w:type="dxa"/>
+              <w:left w:w="80" w:type="dxa"/>
+              <w:right w:w="80" w:type="dxa"/>
+            </w:tcMar>
+            <w:vAlign w:val="center"/>
+          </w:tcPr>
+          <w:p>
+            <w:pPr>
+              <w:spacing w:after="0"/>
+              <w:jc w:val="center"/>
+            </w:pPr>
+            <w:r>
+              <w:rPr>
+                <w:rFonts w:ascii="Malgun Gothic" w:hAnsi="Malgun Gothic"/>
+                <w:b/>
+                <w:color w:val="1E293B"/>
+                <w:sz w:val="17"/>
+              </w:rPr>
+              <w:t>이행 단계 (5종)</w:t>
+            </w:r>
+          </w:p>
+        </w:tc>
+        <w:tc>
+          <w:tcPr>
+            <w:tcW w:type="dxa" w:w="6048"/>
+            <w:shd w:fill="FFFFFF"/>
+            <w:tcMar>
+              <w:top w:w="70" w:type="dxa"/>
+              <w:bottom w:w="70" w:type="dxa"/>
+              <w:left w:w="80" w:type="dxa"/>
+              <w:right w:w="80" w:type="dxa"/>
+            </w:tcMar>
+            <w:vAlign w:val="center"/>
+          </w:tcPr>
+          <w:p>
+            <w:pPr>
+              <w:spacing w:after="0"/>
+            </w:pPr>
+            <w:r>
+              <w:rPr>
+                <w:rFonts w:ascii="Malgun Gothic" w:hAnsi="Malgun Gothic"/>
+                <w:color w:val="334155"/>
+                <w:sz w:val="17"/>
+              </w:rPr>
+              <w:t>이행체크리스트(EMP_IMP_020), 사용자매뉴얼(EMP_IMP_050), 운영자매뉴얼(EMP_IMP_060), 교육결과보고서(EMP_IMP_070), 시범운영결과보고서(EMP_IMP_090), 종료보고서(EMP_IMP_080)</w:t>
+            </w:r>
+          </w:p>
+        </w:tc>
+        <w:tc>
+          <w:tcPr>
+            <w:tcW w:type="dxa" w:w="1440"/>
+            <w:shd w:fill="FFFFFF"/>
+            <w:tcMar>
+              <w:top w:w="70" w:type="dxa"/>
+              <w:bottom w:w="70" w:type="dxa"/>
+              <w:left w:w="80" w:type="dxa"/>
+              <w:right w:w="80" w:type="dxa"/>
+            </w:tcMar>
+            <w:vAlign w:val="center"/>
+          </w:tcPr>
+          <w:p>
+            <w:pPr>
+              <w:spacing w:after="0"/>
+              <w:jc w:val="center"/>
+            </w:pPr>
+            <w:r>
+              <w:rPr>
+                <w:rFonts w:ascii="Malgun Gothic" w:hAnsi="Malgun Gothic"/>
+                <w:b/>
+                <w:color w:val="059669"/>
+                <w:sz w:val="17"/>
+              </w:rPr>
+              <w:t>인계 완결</w:t>
+            </w:r>
+          </w:p>
+        </w:tc>
+      </w:tr>
+      <w:tr>
+        <w:tc>
+          <w:tcPr>
+            <w:tcW w:type="dxa" w:w="2592"/>
+            <w:shd w:fill="F8FAFC"/>
+            <w:tcMar>
+              <w:top w:w="70" w:type="dxa"/>
+              <w:bottom w:w="70" w:type="dxa"/>
+              <w:left w:w="80" w:type="dxa"/>
+              <w:right w:w="80" w:type="dxa"/>
+            </w:tcMar>
+            <w:vAlign w:val="center"/>
+          </w:tcPr>
+          <w:p>
+            <w:pPr>
+              <w:spacing w:after="0"/>
+              <w:jc w:val="center"/>
+            </w:pPr>
+            <w:r>
+              <w:rPr>
+                <w:rFonts w:ascii="Malgun Gothic" w:hAnsi="Malgun Gothic"/>
+                <w:b/>
+                <w:color w:val="1E293B"/>
+                <w:sz w:val="17"/>
+              </w:rPr>
+              <w:t>상시 단계 (4종)</w:t>
+            </w:r>
+          </w:p>
+        </w:tc>
+        <w:tc>
+          <w:tcPr>
+            <w:tcW w:type="dxa" w:w="6048"/>
+            <w:shd w:fill="F8FAFC"/>
+            <w:tcMar>
+              <w:top w:w="70" w:type="dxa"/>
+              <w:bottom w:w="70" w:type="dxa"/>
+              <w:left w:w="80" w:type="dxa"/>
+              <w:right w:w="80" w:type="dxa"/>
+            </w:tcMar>
+            <w:vAlign w:val="center"/>
+          </w:tcPr>
+          <w:p>
+            <w:pPr>
+              <w:spacing w:after="0"/>
+            </w:pPr>
+            <w:r>
+              <w:rPr>
+                <w:rFonts w:ascii="Malgun Gothic" w:hAnsi="Malgun Gothic"/>
+                <w:color w:val="334155"/>
+                <w:sz w:val="17"/>
+              </w:rPr>
+              <w:t>주간업무보고서(EMP_MAN_010), 회의록(EMP_MAN_020), 이슈관리대장(EMP_MAN_030), 결함관리대장(EMP_MAN_040), 변경관리대장(EMP_MAN_060)</w:t>
+            </w:r>
+          </w:p>
+        </w:tc>
+        <w:tc>
+          <w:tcPr>
+            <w:tcW w:type="dxa" w:w="1440"/>
+            <w:shd w:fill="F8FAFC"/>
+            <w:tcMar>
+              <w:top w:w="70" w:type="dxa"/>
+              <w:bottom w:w="70" w:type="dxa"/>
+              <w:left w:w="80" w:type="dxa"/>
+              <w:right w:w="80" w:type="dxa"/>
+            </w:tcMar>
+            <w:vAlign w:val="center"/>
+          </w:tcPr>
+          <w:p>
+            <w:pPr>
+              <w:spacing w:after="0"/>
+              <w:jc w:val="center"/>
+            </w:pPr>
+            <w:r>
+              <w:rPr>
+                <w:rFonts w:ascii="Malgun Gothic" w:hAnsi="Malgun Gothic"/>
+                <w:b/>
+                <w:color w:val="059669"/>
+                <w:sz w:val="17"/>
+              </w:rPr>
+              <w:t>인계 완결</w:t>
+            </w:r>
+          </w:p>
+        </w:tc>
+      </w:tr>
+    </w:tbl>
+    <w:p>
+      <w:pPr>
+        <w:keepNext/>
+        <w:spacing w:before="320" w:after="120"/>
+      </w:pPr>
+      <w:r>
+        <w:rPr>
+          <w:rFonts w:ascii="Malgun Gothic" w:hAnsi="Malgun Gothic"/>
+          <w:b/>
+          <w:color w:val="0F172A"/>
+          <w:sz w:val="28"/>
+        </w:rPr>
+        <w:t>5. 무상 하자보수 및 기술지원 확약</w:t>
+      </w:r>
+    </w:p>
+    <w:p>
+      <w:pPr>
+        <w:spacing w:after="80" w:line="288" w:lineRule="auto"/>
+      </w:pPr>
+      <w:r>
+        <w:rPr>
+          <w:rFonts w:ascii="Malgun Gothic" w:hAnsi="Malgun Gothic"/>
+          <w:b/>
+          <w:color w:val="1E293B"/>
+          <w:sz w:val="20"/>
+        </w:rPr>
+        <w:t xml:space="preserve">• </w:t>
+      </w:r>
+      <w:r>
+        <w:rPr>
+          <w:rFonts w:ascii="Malgun Gothic" w:hAnsi="Malgun Gothic"/>
+          <w:color w:val="334155"/>
+          <w:sz w:val="20"/>
+        </w:rPr>
+        <w:t>무상 하자보수 기간: 검수 완료일 익일로부터 3개월 (2026년 10월 17일 ~ 2027년 1월 16일)</w:t>
+      </w:r>
+    </w:p>
+    <w:p>
+      <w:pPr>
+        <w:spacing w:after="80" w:line="288" w:lineRule="auto"/>
+      </w:pPr>
+      <w:r>
+        <w:rPr>
+          <w:rFonts w:ascii="Malgun Gothic" w:hAnsi="Malgun Gothic"/>
+          <w:b/>
+          <w:color w:val="1E293B"/>
+          <w:sz w:val="20"/>
+        </w:rPr>
+        <w:t xml:space="preserve">• </w:t>
+      </w:r>
+      <w:r>
+        <w:rPr>
+          <w:rFonts w:ascii="Malgun Gothic" w:hAnsi="Malgun Gothic"/>
+          <w:color w:val="334155"/>
+          <w:sz w:val="20"/>
+        </w:rPr>
+        <w:t>하자보수 범위: 본 사업으로 개발 및 구축된 소프트웨어 결함, AI 판정 로직 오류, 외부 인터페이스 연계 장애 일체 무상 지원</w:t>
+      </w:r>
+    </w:p>
+    <w:p>
+      <w:pPr>
+        <w:spacing w:after="80" w:line="288" w:lineRule="auto"/>
+      </w:pPr>
+      <w:r>
+        <w:rPr>
+          <w:rFonts w:ascii="Malgun Gothic" w:hAnsi="Malgun Gothic"/>
+          <w:b/>
+          <w:color w:val="1E293B"/>
+          <w:sz w:val="20"/>
+        </w:rPr>
+        <w:t xml:space="preserve">• </w:t>
+      </w:r>
+      <w:r>
+        <w:rPr>
+          <w:rFonts w:ascii="Malgun Gothic" w:hAnsi="Malgun Gothic"/>
+          <w:color w:val="334155"/>
+          <w:sz w:val="20"/>
+        </w:rPr>
+        <w:t>기술 지원 체계: 전담 엔지니어 긴급 대응 핫라인 운영 (P1 긴급 장애 시 30분 이내 착수, 2시간 이내 정상화 목표)</w:t>
+      </w:r>
+    </w:p>
+    <w:p>
+      <w:pPr>
+        <w:spacing w:after="80" w:line="288" w:lineRule="auto"/>
+      </w:pPr>
+      <w:r>
+        <w:rPr>
+          <w:rFonts w:ascii="Malgun Gothic" w:hAnsi="Malgun Gothic"/>
+          <w:b/>
+          <w:color w:val="1E293B"/>
+          <w:sz w:val="20"/>
+        </w:rPr>
+        <w:t xml:space="preserve">• </w:t>
+      </w:r>
+      <w:r>
+        <w:rPr>
+          <w:rFonts w:ascii="Malgun Gothic" w:hAnsi="Malgun Gothic"/>
+          <w:color w:val="334155"/>
+          <w:sz w:val="20"/>
+        </w:rPr>
+        <w:t>정기 점검 지원: 하자보수 기간 중 월 1회 서버 인프라 및 DB 정기 점검, 분기 1회 AI 모델 정밀도 모니터링 무상 제공</w:t>
+      </w:r>
+    </w:p>
+    <w:p>
+      <w:pPr>
+        <w:keepNext/>
+        <w:spacing w:before="320" w:after="120"/>
+      </w:pPr>
+      <w:r>
+        <w:rPr>
+          <w:rFonts w:ascii="Malgun Gothic" w:hAnsi="Malgun Gothic"/>
+          <w:b/>
+          <w:color w:val="0F172A"/>
+          <w:sz w:val="28"/>
+        </w:rPr>
+        <w:t>6. 최종 검수 확인 및 서명 날인</w:t>
+      </w:r>
+    </w:p>
+    <w:p>
+      <w:pPr>
+        <w:spacing w:before="160" w:after="280" w:line="312" w:lineRule="auto"/>
+      </w:pPr>
+      <w:r>
+        <w:rPr>
+          <w:rFonts w:ascii="Malgun Gothic" w:hAnsi="Malgun Gothic"/>
+          <w:b/>
+          <w:color w:val="0F172A"/>
+          <w:sz w:val="21"/>
+        </w:rPr>
+        <w:t>위와 같이 「SyncGuard AI 시스템 구축 용역」의 제반 계약 요건 및 요구사항이 충실히 완수되었음을 확인하고 최종 검수 합격 판정하며 본 확인서를 발행합니다.</w:t>
+      </w:r>
+    </w:p>
+    <w:p>
+      <w:pPr>
+        <w:spacing w:after="400"/>
+        <w:jc w:val="center"/>
+      </w:pPr>
+      <w:r>
+        <w:rPr>
+          <w:rFonts w:ascii="Malgun Gothic" w:hAnsi="Malgun Gothic"/>
+          <w:b/>
+          <w:color w:val="0F172A"/>
+          <w:sz w:val="26"/>
+        </w:rPr>
+        <w:t>2026년 10월 16일</w:t>
+      </w:r>
+    </w:p>
+    <w:tbl>
+      <w:tblPr>
+        <w:tblW w:type="auto" w:w="0"/>
+        <w:jc w:val="center"/>
+        <w:tblLook w:firstColumn="1" w:firstRow="1" w:lastColumn="0" w:lastRow="0" w:noHBand="0" w:noVBand="1" w:val="04A0"/>
+      </w:tblPr>
+      <w:tblGrid>
+        <w:gridCol w:w="3120"/>
+        <w:gridCol w:w="3120"/>
+        <w:gridCol w:w="3120"/>
+      </w:tblGrid>
+      <w:tr>
+        <w:tc>
+          <w:tcPr>
+            <w:tcW w:type="dxa" w:w="3312"/>
+            <w:shd w:fill="F8FAFC"/>
+            <w:tcMar>
+              <w:top w:w="140" w:type="dxa"/>
+              <w:bottom w:w="140" w:type="dxa"/>
+              <w:left w:w="100" w:type="dxa"/>
+              <w:right w:w="100" w:type="dxa"/>
+            </w:tcMar>
+          </w:tcPr>
+          <w:p>
+            <w:pPr>
+              <w:spacing w:after="160"/>
+              <w:jc w:val="center"/>
+            </w:pPr>
+            <w:r>
+              <w:rPr>
+                <w:rFonts w:ascii="Malgun Gothic" w:hAnsi="Malgun Gothic"/>
+                <w:b/>
+                <w:color w:val="2563EB"/>
+                <w:sz w:val="20"/>
+              </w:rPr>
+              <w:t>발 주 사 (검수 책임관)</w:t>
+            </w:r>
+          </w:p>
+          <w:p>
+            <w:pPr>
+              <w:spacing w:after="0" w:line="312" w:lineRule="auto"/>
+              <w:jc w:val="center"/>
+            </w:pPr>
+            <w:r>
+              <w:rPr>
+                <w:rFonts w:ascii="Malgun Gothic" w:hAnsi="Malgun Gothic"/>
+                <w:color w:val="334155"/>
+                <w:sz w:val="19"/>
+              </w:rPr>
+              <w:t>주식회사 한빛글로벌</w:t>
+              <w:br/>
+              <w:t>RA팀 검수책임관</w:t>
+              <w:br/>
+              <w:br/>
+              <w:br/>
+              <w:t>성 명 :                  (인)</w:t>
+            </w:r>
+          </w:p>
+        </w:tc>
+        <w:tc>
+          <w:tcPr>
+            <w:tcW w:type="dxa" w:w="3312"/>
+            <w:shd w:fill="F8FAFC"/>
+            <w:tcMar>
+              <w:top w:w="140" w:type="dxa"/>
+              <w:bottom w:w="140" w:type="dxa"/>
+              <w:left w:w="100" w:type="dxa"/>
+              <w:right w:w="100" w:type="dxa"/>
+            </w:tcMar>
+          </w:tcPr>
+          <w:p>
+            <w:pPr>
+              <w:spacing w:after="160"/>
+              <w:jc w:val="center"/>
+            </w:pPr>
+            <w:r>
+              <w:rPr>
+                <w:rFonts w:ascii="Malgun Gothic" w:hAnsi="Malgun Gothic"/>
+                <w:b/>
+                <w:color w:val="2563EB"/>
+                <w:sz w:val="20"/>
+              </w:rPr>
+              <w:t>주 사 업 자 (사업 총괄)</w:t>
+            </w:r>
+          </w:p>
+          <w:p>
+            <w:pPr>
+              <w:spacing w:after="0" w:line="312" w:lineRule="auto"/>
+              <w:jc w:val="center"/>
+            </w:pPr>
+            <w:r>
+              <w:rPr>
+                <w:rFonts w:ascii="Malgun Gothic" w:hAnsi="Malgun Gothic"/>
+                <w:color w:val="334155"/>
+                <w:sz w:val="19"/>
+              </w:rPr>
+              <w:t>주식회사 엠파시 (EMPASY)</w:t>
+              <w:br/>
+              <w:t>사업총괄 PM</w:t>
+              <w:br/>
+              <w:br/>
+              <w:br/>
+              <w:t>성 명 :                  (인)</w:t>
+            </w:r>
+          </w:p>
+        </w:tc>
+        <w:tc>
+          <w:tcPr>
+            <w:tcW w:type="dxa" w:w="3456"/>
+            <w:shd w:fill="F8FAFC"/>
+            <w:tcMar>
+              <w:top w:w="140" w:type="dxa"/>
+              <w:bottom w:w="140" w:type="dxa"/>
+              <w:left w:w="100" w:type="dxa"/>
+              <w:right w:w="100" w:type="dxa"/>
+            </w:tcMar>
+          </w:tcPr>
+          <w:p>
+            <w:r>
+              <w:t>공동수행사 (AI 구축 총괄)</w:t>
+              <w:br/>
+              <w:t>주식회사 엠파시 (Empasy Inc.)</w:t>
+              <w:br/>
+              <w:t>AI 테크니컬 리드</w:t>
+              <w:br/>
+              <w:br/>
+              <w:br/>
+              <w:t>성 명 :                  (인)</w:t>
+            </w:r>
+          </w:p>
+        </w:tc>
+      </w:tr>
+    </w:tbl>
     <w:sectPr>
+      <w:headerReference w:type="default" r:id="rId9"/>
+      <w:footerReference w:type="default" r:id="rId10"/>
+      <w:headerReference w:type="first" r:id="rId11"/>
+      <w:footerReference w:type="first" r:id="rId12"/>
+      <w:headerReference w:type="even" r:id="rId13"/>
+      <w:footerReference w:type="even" r:id="rId14"/>
       <w:pgSz w:w="12240" w:h="15840"/>
       <w:pgMar w:top="1440" w:right="1440" w:bottom="1440" w:left="1440" w:header="720" w:footer="720" w:gutter="0"/>
       <w:cols w:space="720"/>
@@ -680,6 +3149,83 @@
     </w:sectPr>
   </w:body>
 </w:document>
+</file>
+
+<file path=word/footer1.xml><?xml version="1.0" encoding="utf-8"?>
+<w:ftr xmlns:m="http://schemas.openxmlformats.org/officeDocument/2006/math" xmlns:mc="http://schemas.openxmlformats.org/markup-compatibility/2006" xmlns:mo="http://schemas.microsoft.com/office/mac/office/2008/main" xmlns:mv="urn:schemas-microsoft-com:mac:vml" xmlns:o="urn:schemas-microsoft-com:office:office" xmlns:r="http://schemas.openxmlformats.org/officeDocument/2006/relationships" xmlns:v="urn:schemas-microsoft-com:vml" xmlns:w10="urn:schemas-microsoft-com:office:word" xmlns:w14="http://schemas.microsoft.com/office/word/2010/wordml" xmlns:w="http://schemas.openxmlformats.org/wordprocessingml/2006/main" xmlns:wne="http://schemas.microsoft.com/office/word/2006/wordml" xmlns:wp14="http://schemas.microsoft.com/office/word/2010/wordprocessingDrawing" xmlns:wp="http://schemas.openxmlformats.org/drawingml/2006/wordprocessingDrawing" xmlns:wpc="http://schemas.microsoft.com/office/word/2010/wordprocessingCanvas" xmlns:wpg="http://schemas.microsoft.com/office/word/2010/wordprocessingGroup" xmlns:wpi="http://schemas.microsoft.com/office/word/2010/wordprocessingInk" xmlns:wps="http://schemas.microsoft.com/office/word/2010/wordprocessingShape" mc:Ignorable="w14 wp14">
+  <w:p>
+    <w:pPr>
+      <w:pStyle w:val="Footer"/>
+      <w:jc w:val="right"/>
+    </w:pPr>
+    <w:r>
+      <w:rPr>
+        <w:b/>
+        <w:color w:val="2563EB"/>
+        <w:sz w:val="17"/>
+      </w:rPr>
+      <w:t>발주사: HANBIT GLOBAL   |   수행사: EMPASY</w:t>
+    </w:r>
+  </w:p>
+</w:ftr>
+</file>
+
+<file path=word/footer2.xml><?xml version="1.0" encoding="utf-8"?>
+<w:ftr xmlns:m="http://schemas.openxmlformats.org/officeDocument/2006/math" xmlns:mc="http://schemas.openxmlformats.org/markup-compatibility/2006" xmlns:mo="http://schemas.microsoft.com/office/mac/office/2008/main" xmlns:mv="urn:schemas-microsoft-com:mac:vml" xmlns:o="urn:schemas-microsoft-com:office:office" xmlns:r="http://schemas.openxmlformats.org/officeDocument/2006/relationships" xmlns:v="urn:schemas-microsoft-com:vml" xmlns:w10="urn:schemas-microsoft-com:office:word" xmlns:w14="http://schemas.microsoft.com/office/word/2010/wordml" xmlns:w="http://schemas.openxmlformats.org/wordprocessingml/2006/main" xmlns:wne="http://schemas.microsoft.com/office/word/2006/wordml" xmlns:wp14="http://schemas.microsoft.com/office/word/2010/wordprocessingDrawing" xmlns:wp="http://schemas.openxmlformats.org/drawingml/2006/wordprocessingDrawing" xmlns:wpc="http://schemas.microsoft.com/office/word/2010/wordprocessingCanvas" xmlns:wpg="http://schemas.microsoft.com/office/word/2010/wordprocessingGroup" xmlns:wpi="http://schemas.microsoft.com/office/word/2010/wordprocessingInk" xmlns:wps="http://schemas.microsoft.com/office/word/2010/wordprocessingShape" mc:Ignorable="w14 wp14">
+  <w:p>
+    <w:pPr>
+      <w:pStyle w:val="Footer"/>
+    </w:pPr>
+  </w:p>
+</w:ftr>
+</file>
+
+<file path=word/footer3.xml><?xml version="1.0" encoding="utf-8"?>
+<w:ftr xmlns:m="http://schemas.openxmlformats.org/officeDocument/2006/math" xmlns:mc="http://schemas.openxmlformats.org/markup-compatibility/2006" xmlns:mo="http://schemas.microsoft.com/office/mac/office/2008/main" xmlns:mv="urn:schemas-microsoft-com:mac:vml" xmlns:o="urn:schemas-microsoft-com:office:office" xmlns:r="http://schemas.openxmlformats.org/officeDocument/2006/relationships" xmlns:v="urn:schemas-microsoft-com:vml" xmlns:w10="urn:schemas-microsoft-com:office:word" xmlns:w14="http://schemas.microsoft.com/office/word/2010/wordml" xmlns:w="http://schemas.openxmlformats.org/wordprocessingml/2006/main" xmlns:wne="http://schemas.microsoft.com/office/word/2006/wordml" xmlns:wp14="http://schemas.microsoft.com/office/word/2010/wordprocessingDrawing" xmlns:wp="http://schemas.openxmlformats.org/drawingml/2006/wordprocessingDrawing" xmlns:wpc="http://schemas.microsoft.com/office/word/2010/wordprocessingCanvas" xmlns:wpg="http://schemas.microsoft.com/office/word/2010/wordprocessingGroup" xmlns:wpi="http://schemas.microsoft.com/office/word/2010/wordprocessingInk" xmlns:wps="http://schemas.microsoft.com/office/word/2010/wordprocessingShape" mc:Ignorable="w14 wp14">
+  <w:p>
+    <w:pPr>
+      <w:pStyle w:val="Footer"/>
+    </w:pPr>
+  </w:p>
+</w:ftr>
+</file>
+
+<file path=word/header1.xml><?xml version="1.0" encoding="utf-8"?>
+<w:hdr xmlns:m="http://schemas.openxmlformats.org/officeDocument/2006/math" xmlns:mc="http://schemas.openxmlformats.org/markup-compatibility/2006" xmlns:mo="http://schemas.microsoft.com/office/mac/office/2008/main" xmlns:mv="urn:schemas-microsoft-com:mac:vml" xmlns:o="urn:schemas-microsoft-com:office:office" xmlns:r="http://schemas.openxmlformats.org/officeDocument/2006/relationships" xmlns:v="urn:schemas-microsoft-com:vml" xmlns:w10="urn:schemas-microsoft-com:office:word" xmlns:w14="http://schemas.microsoft.com/office/word/2010/wordml" xmlns:w="http://schemas.openxmlformats.org/wordprocessingml/2006/main" xmlns:wne="http://schemas.microsoft.com/office/word/2006/wordml" xmlns:wp14="http://schemas.microsoft.com/office/word/2010/wordprocessingDrawing" xmlns:wp="http://schemas.openxmlformats.org/drawingml/2006/wordprocessingDrawing" xmlns:wpc="http://schemas.microsoft.com/office/word/2010/wordprocessingCanvas" xmlns:wpg="http://schemas.microsoft.com/office/word/2010/wordprocessingGroup" xmlns:wpi="http://schemas.microsoft.com/office/word/2010/wordprocessingInk" xmlns:wps="http://schemas.microsoft.com/office/word/2010/wordprocessingShape" mc:Ignorable="w14 wp14">
+  <w:p>
+    <w:pPr>
+      <w:pStyle w:val="Header"/>
+      <w:jc w:val="right"/>
+    </w:pPr>
+    <w:r>
+      <w:rPr>
+        <w:color w:val="94A3B8"/>
+        <w:sz w:val="17"/>
+      </w:rPr>
+      <w:t>SyncGuard AI 시스템 구축 | 최종 검수확인서 (EMP_IMP_040 v1.0)</w:t>
+    </w:r>
+  </w:p>
+</w:hdr>
+</file>
+
+<file path=word/header2.xml><?xml version="1.0" encoding="utf-8"?>
+<w:hdr xmlns:m="http://schemas.openxmlformats.org/officeDocument/2006/math" xmlns:mc="http://schemas.openxmlformats.org/markup-compatibility/2006" xmlns:mo="http://schemas.microsoft.com/office/mac/office/2008/main" xmlns:mv="urn:schemas-microsoft-com:mac:vml" xmlns:o="urn:schemas-microsoft-com:office:office" xmlns:r="http://schemas.openxmlformats.org/officeDocument/2006/relationships" xmlns:v="urn:schemas-microsoft-com:vml" xmlns:w10="urn:schemas-microsoft-com:office:word" xmlns:w14="http://schemas.microsoft.com/office/word/2010/wordml" xmlns:w="http://schemas.openxmlformats.org/wordprocessingml/2006/main" xmlns:wne="http://schemas.microsoft.com/office/word/2006/wordml" xmlns:wp14="http://schemas.microsoft.com/office/word/2010/wordprocessingDrawing" xmlns:wp="http://schemas.openxmlformats.org/drawingml/2006/wordprocessingDrawing" xmlns:wpc="http://schemas.microsoft.com/office/word/2010/wordprocessingCanvas" xmlns:wpg="http://schemas.microsoft.com/office/word/2010/wordprocessingGroup" xmlns:wpi="http://schemas.microsoft.com/office/word/2010/wordprocessingInk" xmlns:wps="http://schemas.microsoft.com/office/word/2010/wordprocessingShape" mc:Ignorable="w14 wp14">
+  <w:p>
+    <w:pPr>
+      <w:pStyle w:val="Header"/>
+    </w:pPr>
+  </w:p>
+</w:hdr>
+</file>
+
+<file path=word/header3.xml><?xml version="1.0" encoding="utf-8"?>
+<w:hdr xmlns:m="http://schemas.openxmlformats.org/officeDocument/2006/math" xmlns:mc="http://schemas.openxmlformats.org/markup-compatibility/2006" xmlns:mo="http://schemas.microsoft.com/office/mac/office/2008/main" xmlns:mv="urn:schemas-microsoft-com:mac:vml" xmlns:o="urn:schemas-microsoft-com:office:office" xmlns:r="http://schemas.openxmlformats.org/officeDocument/2006/relationships" xmlns:v="urn:schemas-microsoft-com:vml" xmlns:w10="urn:schemas-microsoft-com:office:word" xmlns:w14="http://schemas.microsoft.com/office/word/2010/wordml" xmlns:w="http://schemas.openxmlformats.org/wordprocessingml/2006/main" xmlns:wne="http://schemas.microsoft.com/office/word/2006/wordml" xmlns:wp14="http://schemas.microsoft.com/office/word/2010/wordprocessingDrawing" xmlns:wp="http://schemas.openxmlformats.org/drawingml/2006/wordprocessingDrawing" xmlns:wpc="http://schemas.microsoft.com/office/word/2010/wordprocessingCanvas" xmlns:wpg="http://schemas.microsoft.com/office/word/2010/wordprocessingGroup" xmlns:wpi="http://schemas.microsoft.com/office/word/2010/wordprocessingInk" xmlns:wps="http://schemas.microsoft.com/office/word/2010/wordprocessingShape" mc:Ignorable="w14 wp14">
+  <w:p>
+    <w:pPr>
+      <w:pStyle w:val="Header"/>
+    </w:pPr>
+  </w:p>
+</w:hdr>
 </file>
 
 <file path=word/numbering.xml><?xml version="1.0" encoding="utf-8"?>

--- a/templates/office/Phase5_최종검수완료확인서_인수증.docx
+++ b/templates/office/Phase5_최종검수완료확인서_인수증.docx
@@ -28,7 +28,7 @@
           <w:color w:val="64748B"/>
           <w:sz w:val="22"/>
         </w:rPr>
-        <w:t>Final Acceptance Certificate - SyncGuard AI 시스템 구축 용역</w:t>
+        <w:t>Final Acceptance Certificate - SyncFlow AI 시스템 구축 용역</w:t>
       </w:r>
     </w:p>
     <w:p>
@@ -109,7 +109,7 @@
                 <w:color w:val="334155"/>
                 <w:sz w:val="19"/>
               </w:rPr>
-              <w:t>SyncGuard AI 시스템 구축 용역</w:t>
+              <w:t>SyncFlow AI 시스템 구축 용역</w:t>
             </w:r>
           </w:p>
         </w:tc>
@@ -163,7 +163,7 @@
                 <w:color w:val="334155"/>
                 <w:sz w:val="19"/>
               </w:rPr>
-              <w:t>AP-2026-IT-084</w:t>
+              <w:t>HB-2026-IT-084</w:t>
             </w:r>
           </w:p>
         </w:tc>
@@ -485,7 +485,7 @@
                 <w:color w:val="334155"/>
                 <w:sz w:val="19"/>
               </w:rPr>
-              <w:t>한빛글로벌 본사 RA 회의실</w:t>
+              <w:t>한빛글로벌 본사 QA 회의실</w:t>
             </w:r>
           </w:p>
         </w:tc>
@@ -1378,7 +1378,7 @@
                 <w:color w:val="334155"/>
                 <w:sz w:val="18"/>
               </w:rPr>
-              <w:t>실제 11개 브랜드 심의 검증</w:t>
+              <w:t>실제 11개 사업본부 검증 검증</w:t>
             </w:r>
           </w:p>
         </w:tc>
@@ -1404,7 +1404,7 @@
                 <w:color w:val="334155"/>
                 <w:sz w:val="18"/>
               </w:rPr>
-              <w:t>142건 심의, 일치율 97.2%</w:t>
+              <w:t>142건 검증, 일치율 97.2%</w:t>
             </w:r>
           </w:p>
         </w:tc>
@@ -1750,7 +1750,7 @@
                 <w:color w:val="1E293B"/>
                 <w:sz w:val="18"/>
               </w:rPr>
-              <w:t>1. 심의 접수 및 요청 관리 (8건)</w:t>
+              <w:t>1. 검증 접수 및 요청 관리 (8건)</w:t>
             </w:r>
           </w:p>
         </w:tc>
@@ -1776,7 +1776,7 @@
                 <w:color w:val="334155"/>
                 <w:sz w:val="18"/>
               </w:rPr>
-              <w:t>클레임 텍스트/이미지 접수, PDP 파일 업로드, 심의 상태 실시간 추적, 이력 관리 등 (F-01 ~ F-08)</w:t>
+              <w:t>규격·계약 텍스트/이미지 접수, PDP 파일 업로드, 검증 상태 실시간 추적, 이력 관리 등 (F-01 ~ F-08)</w:t>
             </w:r>
           </w:p>
         </w:tc>
@@ -1859,7 +1859,7 @@
                 <w:color w:val="334155"/>
                 <w:sz w:val="18"/>
               </w:rPr>
-              <w:t>100개 룰셋 필터링, RAG 법령 매칭, LLM 심층 문맥 판정(녹/청/황/적), 대체 문구 추천 (F-09 ~ F-18)</w:t>
+              <w:t>100개 룰셋 필터링, RAG 법령 매칭, LLM 심층 문맥 판정(녹/청/황/적), 대체 조항 추천 (F-09 ~ F-18)</w:t>
             </w:r>
           </w:p>
         </w:tc>
@@ -1942,7 +1942,7 @@
                 <w:color w:val="334155"/>
                 <w:sz w:val="18"/>
               </w:rPr>
-              <w:t>Vision OCR 기반 제품 패키지/상세페이지 텍스트 검출, Bounding Box 매핑 (F-19 ~ F-24)</w:t>
+              <w:t>Vision OCR 기반 제품 도면도면도면패키지/기술시방서 텍스트 검출, Bounding Box 매핑 (F-19 ~ F-24)</w:t>
             </w:r>
           </w:p>
         </w:tc>
@@ -2025,7 +2025,7 @@
                 <w:color w:val="334155"/>
                 <w:sz w:val="18"/>
               </w:rPr>
-              <w:t>ProductLab 원료 규격 REST API, MarketingHub 결재 동기화, 통합 사번 SSO, KT 알림톡 (F-25 ~ F-30)</w:t>
+              <w:t>PLM-Nexus 원소재 규격 REST API, SRM-Portal 결재 동기화, 통합 사번 SSO, KT 알림톡 (F-25 ~ F-30)</w:t>
             </w:r>
           </w:p>
         </w:tc>
@@ -2108,7 +2108,7 @@
                 <w:color w:val="334155"/>
                 <w:sz w:val="18"/>
               </w:rPr>
-              <w:t>식약처 고시 DB, 금지어/주의어 룰셋 추가/수정, 예외 사전 관리, 버전 관리 (F-31 ~ F-36)</w:t>
+              <w:t>공정위·표준원 고시 DB, 독소조항/보완조항 룰셋 추가/수정, 예외 사전 관리, 버전 관리 (F-31 ~ F-36)</w:t>
             </w:r>
           </w:p>
         </w:tc>
@@ -2191,7 +2191,7 @@
                 <w:color w:val="334155"/>
                 <w:sz w:val="18"/>
               </w:rPr>
-              <w:t>사용자/권한 관리, 심의 통계 대시보드, 감사 로그 추적, JWT 세션 보안 관리 (F-37 ~ F-42)</w:t>
+              <w:t>사용자/권한 관리, 검증 통계 대시보드, 감사 로그 추적, JWT 세션 보안 관리 (F-37 ~ F-42)</w:t>
             </w:r>
           </w:p>
         </w:tc>
@@ -2569,7 +2569,7 @@
                 <w:color w:val="334155"/>
                 <w:sz w:val="17"/>
               </w:rPr>
-              <w:t>전체 소스코드(Git), 규칙사전정의서(EMP_EXE_010), 프롬프트명세서(EMP_EXE_020), ProductLab연계명세서(EMP_EXE_030), 단위테스트케이스(EMP_TST_010)</w:t>
+              <w:t>전체 소스코드(Git), 규칙사전정의서(EMP_EXE_010), 프롬프트명세서(EMP_EXE_020), PLM-Nexus연계명세서(EMP_EXE_030), 단위테스트케이스(EMP_TST_010)</w:t>
             </w:r>
           </w:p>
         </w:tc>
@@ -2984,7 +2984,7 @@
           <w:color w:val="0F172A"/>
           <w:sz w:val="21"/>
         </w:rPr>
-        <w:t>위와 같이 「SyncGuard AI 시스템 구축 용역」의 제반 계약 요건 및 요구사항이 충실히 완수되었음을 확인하고 최종 검수 합격 판정하며 본 확인서를 발행합니다.</w:t>
+        <w:t>위와 같이 「SyncFlow AI 시스템 구축 용역」의 제반 계약 요건 및 요구사항이 충실히 완수되었음을 확인하고 최종 검수 합격 판정하며 본 확인서를 발행합니다.</w:t>
       </w:r>
     </w:p>
     <w:p>
@@ -3053,7 +3053,7 @@
               </w:rPr>
               <w:t>주식회사 한빛글로벌</w:t>
               <w:br/>
-              <w:t>RA팀 검수책임관</w:t>
+              <w:t>QA팀 검수책임관</w:t>
               <w:br/>
               <w:br/>
               <w:br/>
@@ -3202,7 +3202,7 @@
         <w:color w:val="94A3B8"/>
         <w:sz w:val="17"/>
       </w:rPr>
-      <w:t>SyncGuard AI 시스템 구축 | 최종 검수확인서 (EMP_IMP_040 v1.0)</w:t>
+      <w:t>SyncFlow AI 시스템 구축 | 최종 검수확인서 (EMP_IMP_040 v1.0)</w:t>
     </w:r>
   </w:p>
 </w:hdr>
